--- a/DOCX/TaiLieuPhanTich/08_Danh_muc_Business_Rules.docx
+++ b/DOCX/TaiLieuPhanTich/08_Danh_muc_Business_Rules.docx
@@ -5,6 +5,7 @@
     <w:p>
       <w:pPr>
         <w:pStyle w:val="Heading1"/>
+        <w:spacing w:before="0" w:after="0" w:line="360" w:lineRule="auto"/>
       </w:pPr>
       <w:r>
         <w:t>VIII. DANH MỤC QUY TẮC NGHIỆP VỤ</w:t>
@@ -13,6 +14,7 @@
     <w:p>
       <w:pPr>
         <w:pStyle w:val="Heading2"/>
+        <w:spacing w:before="0" w:after="0" w:line="360" w:lineRule="auto"/>
       </w:pPr>
       <w:r>
         <w:t xml:space="preserve">8.1. </w:t>
@@ -81,7 +83,7 @@
     </w:p>
     <w:p>
       <w:pPr>
-        <w:spacing w:after="120"/>
+        <w:spacing w:after="0" w:line="360" w:lineRule="auto"/>
         <w:jc w:val="both"/>
       </w:pPr>
       <w:r>
@@ -346,7 +348,7 @@
     </w:p>
     <w:p>
       <w:pPr>
-        <w:spacing w:after="120"/>
+        <w:spacing w:after="0" w:line="360" w:lineRule="auto"/>
         <w:jc w:val="both"/>
       </w:pPr>
       <w:r>
@@ -611,7 +613,7 @@
     </w:p>
     <w:p>
       <w:pPr>
-        <w:spacing w:after="120"/>
+        <w:spacing w:after="0" w:line="360" w:lineRule="auto"/>
         <w:jc w:val="both"/>
         <w:rPr>
           <w:lang w:val="vi-VN"/>
@@ -845,6 +847,7 @@
     <w:p>
       <w:pPr>
         <w:pStyle w:val="Heading2"/>
+        <w:spacing w:before="0" w:after="0" w:line="360" w:lineRule="auto"/>
       </w:pPr>
       <w:r>
         <w:t xml:space="preserve">8.2. Quy </w:t>
@@ -866,6 +869,7 @@
     <w:p>
       <w:pPr>
         <w:pStyle w:val="Heading3"/>
+        <w:spacing w:line="360" w:lineRule="auto"/>
       </w:pPr>
       <w:r>
         <w:t xml:space="preserve">8.2.1. Vai </w:t>
@@ -894,7 +898,7 @@
     </w:p>
     <w:p>
       <w:pPr>
-        <w:spacing w:after="120"/>
+        <w:spacing w:after="0" w:line="360" w:lineRule="auto"/>
         <w:jc w:val="both"/>
       </w:pPr>
       <w:proofErr w:type="spellStart"/>
@@ -969,7 +973,7 @@
           <w:ilvl w:val="0"/>
           <w:numId w:val="15"/>
         </w:numPr>
-        <w:spacing w:after="120"/>
+        <w:spacing w:after="0" w:line="360" w:lineRule="auto"/>
         <w:jc w:val="both"/>
       </w:pPr>
       <w:proofErr w:type="spellStart"/>
@@ -1009,7 +1013,7 @@
           <w:ilvl w:val="0"/>
           <w:numId w:val="15"/>
         </w:numPr>
-        <w:spacing w:after="120"/>
+        <w:spacing w:after="0" w:line="360" w:lineRule="auto"/>
         <w:jc w:val="both"/>
       </w:pPr>
       <w:proofErr w:type="spellStart"/>
@@ -1041,7 +1045,7 @@
           <w:ilvl w:val="0"/>
           <w:numId w:val="15"/>
         </w:numPr>
-        <w:spacing w:after="120"/>
+        <w:spacing w:after="0" w:line="360" w:lineRule="auto"/>
         <w:jc w:val="both"/>
       </w:pPr>
       <w:r>
@@ -1064,6 +1068,7 @@
     <w:p>
       <w:pPr>
         <w:pStyle w:val="Heading3"/>
+        <w:spacing w:line="360" w:lineRule="auto"/>
       </w:pPr>
       <w:r>
         <w:t xml:space="preserve">8.2.2. </w:t>
@@ -1092,7 +1097,7 @@
           <w:ilvl w:val="0"/>
           <w:numId w:val="16"/>
         </w:numPr>
-        <w:spacing w:after="120"/>
+        <w:spacing w:after="0" w:line="360" w:lineRule="auto"/>
         <w:jc w:val="both"/>
       </w:pPr>
       <w:proofErr w:type="spellStart"/>
@@ -1108,7 +1113,7 @@
           <w:ilvl w:val="0"/>
           <w:numId w:val="16"/>
         </w:numPr>
-        <w:spacing w:after="120"/>
+        <w:spacing w:after="0" w:line="360" w:lineRule="auto"/>
         <w:jc w:val="both"/>
       </w:pPr>
       <w:proofErr w:type="spellStart"/>
@@ -1140,7 +1145,7 @@
           <w:ilvl w:val="0"/>
           <w:numId w:val="16"/>
         </w:numPr>
-        <w:spacing w:after="120"/>
+        <w:spacing w:after="0" w:line="360" w:lineRule="auto"/>
         <w:jc w:val="both"/>
       </w:pPr>
       <w:proofErr w:type="spellStart"/>
@@ -1172,7 +1177,7 @@
           <w:ilvl w:val="0"/>
           <w:numId w:val="16"/>
         </w:numPr>
-        <w:spacing w:after="120"/>
+        <w:spacing w:after="0" w:line="360" w:lineRule="auto"/>
         <w:jc w:val="both"/>
       </w:pPr>
       <w:proofErr w:type="spellStart"/>
@@ -1207,7 +1212,7 @@
           <w:ilvl w:val="0"/>
           <w:numId w:val="16"/>
         </w:numPr>
-        <w:spacing w:after="120"/>
+        <w:spacing w:after="0" w:line="360" w:lineRule="auto"/>
         <w:jc w:val="both"/>
       </w:pPr>
       <w:proofErr w:type="spellStart"/>
@@ -1239,7 +1244,7 @@
           <w:ilvl w:val="0"/>
           <w:numId w:val="16"/>
         </w:numPr>
-        <w:spacing w:after="120"/>
+        <w:spacing w:after="0" w:line="360" w:lineRule="auto"/>
         <w:jc w:val="both"/>
       </w:pPr>
       <w:proofErr w:type="spellStart"/>
@@ -1263,7 +1268,7 @@
           <w:ilvl w:val="0"/>
           <w:numId w:val="16"/>
         </w:numPr>
-        <w:spacing w:after="120"/>
+        <w:spacing w:after="0" w:line="360" w:lineRule="auto"/>
         <w:jc w:val="both"/>
       </w:pPr>
       <w:proofErr w:type="spellStart"/>
@@ -1283,6 +1288,7 @@
     <w:p>
       <w:pPr>
         <w:pStyle w:val="Heading3"/>
+        <w:spacing w:line="360" w:lineRule="auto"/>
       </w:pPr>
       <w:r>
         <w:t xml:space="preserve">8.2.3. </w:t>
@@ -1324,7 +1330,7 @@
           <w:ilvl w:val="0"/>
           <w:numId w:val="17"/>
         </w:numPr>
-        <w:spacing w:after="120"/>
+        <w:spacing w:after="0" w:line="360" w:lineRule="auto"/>
         <w:jc w:val="both"/>
       </w:pPr>
       <w:r>
@@ -1360,7 +1366,7 @@
           <w:ilvl w:val="0"/>
           <w:numId w:val="17"/>
         </w:numPr>
-        <w:spacing w:after="120"/>
+        <w:spacing w:after="0" w:line="360" w:lineRule="auto"/>
         <w:jc w:val="both"/>
       </w:pPr>
       <w:r>
@@ -1383,7 +1389,7 @@
           <w:ilvl w:val="0"/>
           <w:numId w:val="17"/>
         </w:numPr>
-        <w:spacing w:after="120"/>
+        <w:spacing w:after="0" w:line="360" w:lineRule="auto"/>
         <w:jc w:val="both"/>
       </w:pPr>
       <w:r>
@@ -1411,7 +1417,7 @@
           <w:ilvl w:val="0"/>
           <w:numId w:val="17"/>
         </w:numPr>
-        <w:spacing w:after="120"/>
+        <w:spacing w:after="0" w:line="360" w:lineRule="auto"/>
         <w:jc w:val="both"/>
       </w:pPr>
       <w:r>
@@ -1435,6 +1441,7 @@
     <w:p>
       <w:pPr>
         <w:pStyle w:val="Heading3"/>
+        <w:spacing w:line="360" w:lineRule="auto"/>
       </w:pPr>
       <w:r>
         <w:t xml:space="preserve">8.2.4. </w:t>
@@ -1463,7 +1470,7 @@
     </w:p>
     <w:p>
       <w:pPr>
-        <w:spacing w:after="120"/>
+        <w:spacing w:after="0" w:line="360" w:lineRule="auto"/>
         <w:jc w:val="both"/>
       </w:pPr>
       <w:r>
@@ -1520,10 +1527,11 @@
     </w:p>
     <w:p>
       <w:pPr>
-        <w:spacing w:after="120"/>
+        <w:spacing w:after="0" w:line="360" w:lineRule="auto"/>
         <w:jc w:val="both"/>
       </w:pPr>
       <w:r>
+        <w:lastRenderedPageBreak/>
         <w:t xml:space="preserve">SLA </w:t>
       </w:r>
       <w:proofErr w:type="spellStart"/>
@@ -1729,7 +1737,7 @@
     </w:p>
     <w:p>
       <w:pPr>
-        <w:spacing w:after="120"/>
+        <w:spacing w:after="0" w:line="360" w:lineRule="auto"/>
         <w:jc w:val="both"/>
       </w:pPr>
       <w:r>
@@ -1851,7 +1859,7 @@
           </w:tcPr>
           <w:p>
             <w:pPr>
-              <w:spacing w:after="120" w:line="278" w:lineRule="auto"/>
+              <w:spacing w:line="360" w:lineRule="auto"/>
               <w:jc w:val="center"/>
               <w:rPr>
                 <w:b/>
@@ -1864,7 +1872,6 @@
                 <w:b/>
                 <w:bCs/>
               </w:rPr>
-              <w:lastRenderedPageBreak/>
               <w:t>Ưu</w:t>
             </w:r>
             <w:proofErr w:type="spellEnd"/>
@@ -1893,7 +1900,7 @@
           </w:tcPr>
           <w:p>
             <w:pPr>
-              <w:spacing w:after="120" w:line="278" w:lineRule="auto"/>
+              <w:spacing w:line="360" w:lineRule="auto"/>
               <w:jc w:val="center"/>
               <w:rPr>
                 <w:b/>
@@ -1916,7 +1923,7 @@
           </w:tcPr>
           <w:p>
             <w:pPr>
-              <w:spacing w:after="120" w:line="278" w:lineRule="auto"/>
+              <w:spacing w:line="360" w:lineRule="auto"/>
               <w:jc w:val="center"/>
               <w:rPr>
                 <w:b/>
@@ -1941,7 +1948,7 @@
           </w:tcPr>
           <w:p>
             <w:pPr>
-              <w:spacing w:after="120" w:line="278" w:lineRule="auto"/>
+              <w:spacing w:line="360" w:lineRule="auto"/>
               <w:jc w:val="both"/>
             </w:pPr>
             <w:r>
@@ -1978,7 +1985,7 @@
           </w:tcPr>
           <w:p>
             <w:pPr>
-              <w:spacing w:after="120" w:line="278" w:lineRule="auto"/>
+              <w:spacing w:line="360" w:lineRule="auto"/>
               <w:jc w:val="both"/>
             </w:pPr>
             <w:r>
@@ -1998,7 +2005,7 @@
           </w:tcPr>
           <w:p>
             <w:pPr>
-              <w:spacing w:after="120" w:line="278" w:lineRule="auto"/>
+              <w:spacing w:line="360" w:lineRule="auto"/>
               <w:jc w:val="both"/>
             </w:pPr>
             <w:r>
@@ -2020,7 +2027,7 @@
           </w:tcPr>
           <w:p>
             <w:pPr>
-              <w:spacing w:after="120" w:line="278" w:lineRule="auto"/>
+              <w:spacing w:line="360" w:lineRule="auto"/>
               <w:jc w:val="both"/>
             </w:pPr>
             <w:r>
@@ -2044,7 +2051,7 @@
           </w:tcPr>
           <w:p>
             <w:pPr>
-              <w:spacing w:after="120" w:line="278" w:lineRule="auto"/>
+              <w:spacing w:line="360" w:lineRule="auto"/>
               <w:jc w:val="both"/>
             </w:pPr>
             <w:r>
@@ -2064,7 +2071,7 @@
           </w:tcPr>
           <w:p>
             <w:pPr>
-              <w:spacing w:after="120" w:line="278" w:lineRule="auto"/>
+              <w:spacing w:line="360" w:lineRule="auto"/>
               <w:jc w:val="both"/>
             </w:pPr>
             <w:r>
@@ -2086,7 +2093,7 @@
           </w:tcPr>
           <w:p>
             <w:pPr>
-              <w:spacing w:after="120" w:line="278" w:lineRule="auto"/>
+              <w:spacing w:line="360" w:lineRule="auto"/>
               <w:jc w:val="both"/>
             </w:pPr>
             <w:r>
@@ -2115,7 +2122,7 @@
           </w:tcPr>
           <w:p>
             <w:pPr>
-              <w:spacing w:after="120" w:line="278" w:lineRule="auto"/>
+              <w:spacing w:line="360" w:lineRule="auto"/>
               <w:jc w:val="both"/>
             </w:pPr>
             <w:r>
@@ -2135,7 +2142,7 @@
           </w:tcPr>
           <w:p>
             <w:pPr>
-              <w:spacing w:after="120" w:line="278" w:lineRule="auto"/>
+              <w:spacing w:line="360" w:lineRule="auto"/>
               <w:jc w:val="both"/>
             </w:pPr>
             <w:r>
@@ -2157,7 +2164,7 @@
           </w:tcPr>
           <w:p>
             <w:pPr>
-              <w:spacing w:after="120" w:line="278" w:lineRule="auto"/>
+              <w:spacing w:line="360" w:lineRule="auto"/>
               <w:jc w:val="both"/>
             </w:pPr>
             <w:r>
@@ -2186,7 +2193,7 @@
           </w:tcPr>
           <w:p>
             <w:pPr>
-              <w:spacing w:after="120" w:line="278" w:lineRule="auto"/>
+              <w:spacing w:line="360" w:lineRule="auto"/>
               <w:jc w:val="both"/>
             </w:pPr>
             <w:r>
@@ -2206,7 +2213,7 @@
           </w:tcPr>
           <w:p>
             <w:pPr>
-              <w:spacing w:after="120" w:line="278" w:lineRule="auto"/>
+              <w:spacing w:line="360" w:lineRule="auto"/>
               <w:jc w:val="both"/>
             </w:pPr>
             <w:r>
@@ -2224,6 +2231,7 @@
     <w:p>
       <w:pPr>
         <w:pStyle w:val="Heading2"/>
+        <w:spacing w:before="0" w:after="0" w:line="360" w:lineRule="auto"/>
       </w:pPr>
       <w:r>
         <w:t xml:space="preserve">8.3. Quy </w:t>
@@ -2253,6 +2261,7 @@
     <w:p>
       <w:pPr>
         <w:pStyle w:val="Heading3"/>
+        <w:spacing w:line="360" w:lineRule="auto"/>
       </w:pPr>
       <w:r>
         <w:t>8</w:t>
@@ -2296,7 +2305,7 @@
     </w:p>
     <w:p>
       <w:pPr>
-        <w:spacing w:after="120"/>
+        <w:spacing w:after="0" w:line="360" w:lineRule="auto"/>
         <w:jc w:val="both"/>
       </w:pPr>
       <w:proofErr w:type="spellStart"/>
@@ -2575,6 +2584,7 @@
     <w:p>
       <w:pPr>
         <w:pStyle w:val="Heading3"/>
+        <w:spacing w:line="360" w:lineRule="auto"/>
       </w:pPr>
       <w:r>
         <w:t>8</w:t>
@@ -2626,7 +2636,7 @@
     </w:p>
     <w:p>
       <w:pPr>
-        <w:spacing w:after="120"/>
+        <w:spacing w:after="0" w:line="360" w:lineRule="auto"/>
         <w:jc w:val="both"/>
       </w:pPr>
       <w:proofErr w:type="spellStart"/>
@@ -2841,6 +2851,7 @@
     <w:p>
       <w:pPr>
         <w:pStyle w:val="Heading3"/>
+        <w:spacing w:line="360" w:lineRule="auto"/>
       </w:pPr>
       <w:r>
         <w:t>8</w:t>
@@ -2884,7 +2895,7 @@
     </w:p>
     <w:p>
       <w:pPr>
-        <w:spacing w:after="120"/>
+        <w:spacing w:after="0" w:line="360" w:lineRule="auto"/>
         <w:jc w:val="both"/>
       </w:pPr>
       <w:proofErr w:type="spellStart"/>
@@ -2927,7 +2938,7 @@
           <w:ilvl w:val="0"/>
           <w:numId w:val="18"/>
         </w:numPr>
-        <w:spacing w:after="120"/>
+        <w:spacing w:after="0" w:line="360" w:lineRule="auto"/>
         <w:ind w:left="709"/>
         <w:jc w:val="both"/>
       </w:pPr>
@@ -2947,7 +2958,7 @@
           <w:ilvl w:val="0"/>
           <w:numId w:val="18"/>
         </w:numPr>
-        <w:spacing w:after="120"/>
+        <w:spacing w:after="0" w:line="360" w:lineRule="auto"/>
         <w:ind w:left="709"/>
         <w:jc w:val="both"/>
       </w:pPr>
@@ -3007,7 +3018,7 @@
           <w:ilvl w:val="0"/>
           <w:numId w:val="18"/>
         </w:numPr>
-        <w:spacing w:after="120"/>
+        <w:spacing w:after="0" w:line="360" w:lineRule="auto"/>
         <w:ind w:left="709"/>
         <w:jc w:val="both"/>
       </w:pPr>
@@ -3059,7 +3070,7 @@
           <w:ilvl w:val="0"/>
           <w:numId w:val="18"/>
         </w:numPr>
-        <w:spacing w:after="120"/>
+        <w:spacing w:after="0" w:line="360" w:lineRule="auto"/>
         <w:ind w:left="709"/>
         <w:jc w:val="both"/>
       </w:pPr>
@@ -3098,7 +3109,7 @@
           <w:ilvl w:val="0"/>
           <w:numId w:val="18"/>
         </w:numPr>
-        <w:spacing w:after="120"/>
+        <w:spacing w:after="0" w:line="360" w:lineRule="auto"/>
         <w:ind w:left="709"/>
         <w:jc w:val="both"/>
       </w:pPr>
@@ -3158,7 +3169,7 @@
           <w:ilvl w:val="0"/>
           <w:numId w:val="18"/>
         </w:numPr>
-        <w:spacing w:after="120"/>
+        <w:spacing w:after="0" w:line="360" w:lineRule="auto"/>
         <w:ind w:left="709"/>
         <w:jc w:val="both"/>
       </w:pPr>
@@ -3202,7 +3213,7 @@
           <w:ilvl w:val="0"/>
           <w:numId w:val="18"/>
         </w:numPr>
-        <w:spacing w:after="120"/>
+        <w:spacing w:after="0" w:line="360" w:lineRule="auto"/>
         <w:ind w:left="709"/>
         <w:jc w:val="both"/>
       </w:pPr>
@@ -3246,7 +3257,7 @@
           <w:ilvl w:val="0"/>
           <w:numId w:val="18"/>
         </w:numPr>
-        <w:spacing w:after="120"/>
+        <w:spacing w:after="0" w:line="360" w:lineRule="auto"/>
         <w:ind w:left="709"/>
         <w:jc w:val="both"/>
       </w:pPr>
@@ -3301,7 +3312,7 @@
     </w:p>
     <w:p>
       <w:pPr>
-        <w:spacing w:after="120"/>
+        <w:spacing w:after="0" w:line="360" w:lineRule="auto"/>
         <w:jc w:val="both"/>
       </w:pPr>
       <w:proofErr w:type="spellStart"/>
@@ -3352,7 +3363,7 @@
           <w:ilvl w:val="0"/>
           <w:numId w:val="19"/>
         </w:numPr>
-        <w:spacing w:after="120"/>
+        <w:spacing w:after="0" w:line="360" w:lineRule="auto"/>
         <w:ind w:left="709"/>
         <w:jc w:val="both"/>
       </w:pPr>
@@ -3399,7 +3410,7 @@
           <w:ilvl w:val="0"/>
           <w:numId w:val="19"/>
         </w:numPr>
-        <w:spacing w:after="120"/>
+        <w:spacing w:after="0" w:line="360" w:lineRule="auto"/>
         <w:ind w:left="709"/>
         <w:jc w:val="both"/>
       </w:pPr>
@@ -3454,7 +3465,7 @@
           <w:ilvl w:val="0"/>
           <w:numId w:val="19"/>
         </w:numPr>
-        <w:spacing w:after="120"/>
+        <w:spacing w:after="0" w:line="360" w:lineRule="auto"/>
         <w:ind w:left="709"/>
         <w:jc w:val="both"/>
       </w:pPr>
@@ -3498,11 +3509,12 @@
           <w:ilvl w:val="0"/>
           <w:numId w:val="19"/>
         </w:numPr>
-        <w:spacing w:after="120"/>
+        <w:spacing w:after="0" w:line="360" w:lineRule="auto"/>
         <w:ind w:left="709"/>
         <w:jc w:val="both"/>
       </w:pPr>
       <w:r>
+        <w:lastRenderedPageBreak/>
         <w:t xml:space="preserve">Thay </w:t>
       </w:r>
       <w:proofErr w:type="spellStart"/>
@@ -3521,7 +3533,7 @@
           <w:ilvl w:val="0"/>
           <w:numId w:val="19"/>
         </w:numPr>
-        <w:spacing w:after="120"/>
+        <w:spacing w:after="0" w:line="360" w:lineRule="auto"/>
         <w:ind w:left="709"/>
         <w:jc w:val="both"/>
       </w:pPr>
@@ -3556,6 +3568,7 @@
     <w:p>
       <w:pPr>
         <w:pStyle w:val="Heading3"/>
+        <w:spacing w:line="360" w:lineRule="auto"/>
       </w:pPr>
       <w:r>
         <w:t>8</w:t>
@@ -3607,7 +3620,7 @@
     </w:p>
     <w:p>
       <w:pPr>
-        <w:spacing w:after="120"/>
+        <w:spacing w:after="0" w:line="360" w:lineRule="auto"/>
         <w:jc w:val="both"/>
       </w:pPr>
       <w:proofErr w:type="spellStart"/>
@@ -3918,9 +3931,9 @@
     <w:p>
       <w:pPr>
         <w:pStyle w:val="Heading3"/>
-      </w:pPr>
-      <w:r>
-        <w:lastRenderedPageBreak/>
+        <w:spacing w:line="360" w:lineRule="auto"/>
+      </w:pPr>
+      <w:r>
         <w:t>8</w:t>
       </w:r>
       <w:r>
@@ -3970,7 +3983,7 @@
     </w:p>
     <w:p>
       <w:pPr>
-        <w:spacing w:after="120"/>
+        <w:spacing w:after="0" w:line="360" w:lineRule="auto"/>
         <w:jc w:val="both"/>
       </w:pPr>
       <w:proofErr w:type="spellStart"/>
@@ -4021,7 +4034,7 @@
           <w:ilvl w:val="0"/>
           <w:numId w:val="20"/>
         </w:numPr>
-        <w:spacing w:after="120"/>
+        <w:spacing w:after="0" w:line="360" w:lineRule="auto"/>
         <w:ind w:left="709"/>
         <w:jc w:val="both"/>
       </w:pPr>
@@ -4049,7 +4062,7 @@
           <w:ilvl w:val="0"/>
           <w:numId w:val="20"/>
         </w:numPr>
-        <w:spacing w:after="120"/>
+        <w:spacing w:after="0" w:line="360" w:lineRule="auto"/>
         <w:ind w:left="709"/>
         <w:jc w:val="both"/>
       </w:pPr>
@@ -4109,7 +4122,7 @@
           <w:ilvl w:val="0"/>
           <w:numId w:val="20"/>
         </w:numPr>
-        <w:spacing w:after="120"/>
+        <w:spacing w:after="0" w:line="360" w:lineRule="auto"/>
         <w:ind w:left="709"/>
         <w:jc w:val="both"/>
       </w:pPr>
@@ -4153,7 +4166,7 @@
           <w:ilvl w:val="0"/>
           <w:numId w:val="20"/>
         </w:numPr>
-        <w:spacing w:after="120"/>
+        <w:spacing w:after="0" w:line="360" w:lineRule="auto"/>
         <w:ind w:left="709"/>
         <w:jc w:val="both"/>
       </w:pPr>
@@ -4229,7 +4242,7 @@
           <w:ilvl w:val="0"/>
           <w:numId w:val="20"/>
         </w:numPr>
-        <w:spacing w:after="120"/>
+        <w:spacing w:after="0" w:line="360" w:lineRule="auto"/>
         <w:ind w:left="709"/>
         <w:jc w:val="both"/>
       </w:pPr>
@@ -4284,7 +4297,7 @@
     </w:p>
     <w:p>
       <w:pPr>
-        <w:spacing w:after="120"/>
+        <w:spacing w:after="0" w:line="360" w:lineRule="auto"/>
         <w:jc w:val="both"/>
       </w:pPr>
       <w:proofErr w:type="spellStart"/>
@@ -4343,7 +4356,7 @@
           <w:ilvl w:val="0"/>
           <w:numId w:val="20"/>
         </w:numPr>
-        <w:spacing w:after="120"/>
+        <w:spacing w:after="0" w:line="360" w:lineRule="auto"/>
         <w:ind w:left="709"/>
         <w:jc w:val="both"/>
       </w:pPr>
@@ -4411,7 +4424,7 @@
           <w:ilvl w:val="0"/>
           <w:numId w:val="20"/>
         </w:numPr>
-        <w:spacing w:after="120"/>
+        <w:spacing w:after="0" w:line="360" w:lineRule="auto"/>
         <w:ind w:left="709"/>
         <w:jc w:val="both"/>
       </w:pPr>
@@ -4455,7 +4468,7 @@
           <w:ilvl w:val="0"/>
           <w:numId w:val="20"/>
         </w:numPr>
-        <w:spacing w:after="120"/>
+        <w:spacing w:after="0" w:line="360" w:lineRule="auto"/>
         <w:ind w:left="709"/>
         <w:jc w:val="both"/>
       </w:pPr>
@@ -4515,7 +4528,7 @@
           <w:ilvl w:val="0"/>
           <w:numId w:val="20"/>
         </w:numPr>
-        <w:spacing w:after="120"/>
+        <w:spacing w:after="0" w:line="360" w:lineRule="auto"/>
         <w:ind w:left="709"/>
         <w:jc w:val="both"/>
       </w:pPr>
@@ -4567,7 +4580,7 @@
           <w:ilvl w:val="0"/>
           <w:numId w:val="20"/>
         </w:numPr>
-        <w:spacing w:after="120"/>
+        <w:spacing w:after="0" w:line="360" w:lineRule="auto"/>
         <w:ind w:left="709"/>
         <w:jc w:val="both"/>
       </w:pPr>
@@ -4671,6 +4684,7 @@
     <w:p>
       <w:pPr>
         <w:pStyle w:val="Heading3"/>
+        <w:spacing w:line="360" w:lineRule="auto"/>
       </w:pPr>
       <w:r>
         <w:t>8</w:t>
@@ -4722,7 +4736,7 @@
     </w:p>
     <w:p>
       <w:pPr>
-        <w:spacing w:after="120"/>
+        <w:spacing w:after="0" w:line="360" w:lineRule="auto"/>
         <w:jc w:val="both"/>
       </w:pPr>
       <w:r>
@@ -4768,7 +4782,7 @@
           <w:ilvl w:val="0"/>
           <w:numId w:val="21"/>
         </w:numPr>
-        <w:spacing w:after="120"/>
+        <w:spacing w:after="0" w:line="360" w:lineRule="auto"/>
         <w:ind w:left="709"/>
         <w:jc w:val="both"/>
       </w:pPr>
@@ -4799,7 +4813,7 @@
           <w:ilvl w:val="0"/>
           <w:numId w:val="21"/>
         </w:numPr>
-        <w:spacing w:after="120"/>
+        <w:spacing w:after="0" w:line="360" w:lineRule="auto"/>
         <w:ind w:left="709"/>
         <w:jc w:val="both"/>
       </w:pPr>
@@ -4883,7 +4897,7 @@
           <w:ilvl w:val="0"/>
           <w:numId w:val="21"/>
         </w:numPr>
-        <w:spacing w:after="120"/>
+        <w:spacing w:after="0" w:line="360" w:lineRule="auto"/>
         <w:ind w:left="709"/>
         <w:jc w:val="both"/>
       </w:pPr>
@@ -4967,7 +4981,7 @@
           <w:ilvl w:val="0"/>
           <w:numId w:val="21"/>
         </w:numPr>
-        <w:spacing w:after="120"/>
+        <w:spacing w:after="0" w:line="360" w:lineRule="auto"/>
         <w:ind w:left="709"/>
         <w:jc w:val="both"/>
       </w:pPr>
@@ -5038,7 +5052,7 @@
           <w:ilvl w:val="0"/>
           <w:numId w:val="21"/>
         </w:numPr>
-        <w:spacing w:after="120"/>
+        <w:spacing w:after="0" w:line="360" w:lineRule="auto"/>
         <w:ind w:left="709"/>
         <w:jc w:val="both"/>
       </w:pPr>
@@ -5053,7 +5067,7 @@
           <w:ilvl w:val="0"/>
           <w:numId w:val="21"/>
         </w:numPr>
-        <w:spacing w:after="120"/>
+        <w:spacing w:after="0" w:line="360" w:lineRule="auto"/>
         <w:ind w:left="709"/>
         <w:jc w:val="both"/>
       </w:pPr>
@@ -5116,7 +5130,7 @@
           <w:ilvl w:val="0"/>
           <w:numId w:val="21"/>
         </w:numPr>
-        <w:spacing w:after="120"/>
+        <w:spacing w:after="0" w:line="360" w:lineRule="auto"/>
         <w:ind w:left="709"/>
         <w:jc w:val="both"/>
       </w:pPr>
@@ -5160,7 +5174,7 @@
           <w:ilvl w:val="0"/>
           <w:numId w:val="21"/>
         </w:numPr>
-        <w:spacing w:after="120"/>
+        <w:spacing w:after="0" w:line="360" w:lineRule="auto"/>
         <w:ind w:left="709"/>
         <w:jc w:val="both"/>
       </w:pPr>
@@ -5216,8 +5230,10 @@
     <w:p>
       <w:pPr>
         <w:pStyle w:val="Heading3"/>
-      </w:pPr>
-      <w:r>
+        <w:spacing w:line="360" w:lineRule="auto"/>
+      </w:pPr>
+      <w:r>
+        <w:lastRenderedPageBreak/>
         <w:t>8</w:t>
       </w:r>
       <w:r>
@@ -5280,7 +5296,7 @@
     </w:p>
     <w:p>
       <w:pPr>
-        <w:spacing w:after="120"/>
+        <w:spacing w:after="0" w:line="360" w:lineRule="auto"/>
         <w:jc w:val="both"/>
       </w:pPr>
       <w:proofErr w:type="spellStart"/>
@@ -5543,6 +5559,7 @@
     <w:p>
       <w:pPr>
         <w:pStyle w:val="Heading3"/>
+        <w:spacing w:line="360" w:lineRule="auto"/>
       </w:pPr>
       <w:r>
         <w:t>8</w:t>
@@ -5615,7 +5632,7 @@
     </w:p>
     <w:p>
       <w:pPr>
-        <w:spacing w:after="120"/>
+        <w:spacing w:after="0" w:line="360" w:lineRule="auto"/>
         <w:jc w:val="both"/>
       </w:pPr>
       <w:r>
@@ -5849,6 +5866,7 @@
     <w:p>
       <w:pPr>
         <w:pStyle w:val="Heading2"/>
+        <w:spacing w:before="0" w:after="0" w:line="360" w:lineRule="auto"/>
       </w:pPr>
       <w:r>
         <w:t xml:space="preserve">8.4. Quy </w:t>
@@ -5910,6 +5928,7 @@
     <w:p>
       <w:pPr>
         <w:pStyle w:val="Heading3"/>
+        <w:spacing w:line="360" w:lineRule="auto"/>
       </w:pPr>
       <w:r>
         <w:t>8</w:t>
@@ -5969,7 +5988,7 @@
     </w:p>
     <w:p>
       <w:pPr>
-        <w:spacing w:after="120"/>
+        <w:spacing w:after="0" w:line="360" w:lineRule="auto"/>
         <w:jc w:val="both"/>
       </w:pPr>
       <w:proofErr w:type="spellStart"/>
@@ -6064,6 +6083,7 @@
     <w:p>
       <w:pPr>
         <w:pStyle w:val="Heading3"/>
+        <w:spacing w:line="360" w:lineRule="auto"/>
       </w:pPr>
       <w:r>
         <w:t>8</w:t>
@@ -6128,7 +6148,7 @@
     </w:p>
     <w:p>
       <w:pPr>
-        <w:spacing w:after="120"/>
+        <w:spacing w:after="0" w:line="360" w:lineRule="auto"/>
         <w:jc w:val="both"/>
       </w:pPr>
       <w:proofErr w:type="spellStart"/>
@@ -6211,7 +6231,7 @@
           <w:ilvl w:val="0"/>
           <w:numId w:val="22"/>
         </w:numPr>
-        <w:spacing w:after="120"/>
+        <w:spacing w:after="0" w:line="360" w:lineRule="auto"/>
         <w:ind w:left="709"/>
         <w:jc w:val="both"/>
       </w:pPr>
@@ -6255,13 +6275,12 @@
           <w:ilvl w:val="0"/>
           <w:numId w:val="22"/>
         </w:numPr>
-        <w:spacing w:after="120"/>
+        <w:spacing w:after="0" w:line="360" w:lineRule="auto"/>
         <w:ind w:left="709"/>
         <w:jc w:val="both"/>
       </w:pPr>
       <w:proofErr w:type="spellStart"/>
       <w:r>
-        <w:lastRenderedPageBreak/>
         <w:t>Mức</w:t>
       </w:r>
       <w:proofErr w:type="spellEnd"/>
@@ -6295,7 +6314,7 @@
     </w:p>
     <w:p>
       <w:pPr>
-        <w:spacing w:after="120"/>
+        <w:spacing w:after="0" w:line="360" w:lineRule="auto"/>
         <w:jc w:val="both"/>
       </w:pPr>
       <w:r>
@@ -6346,7 +6365,7 @@
           </w:tcPr>
           <w:p>
             <w:pPr>
-              <w:spacing w:after="120" w:line="278" w:lineRule="auto"/>
+              <w:spacing w:line="360" w:lineRule="auto"/>
               <w:jc w:val="center"/>
               <w:rPr>
                 <w:b/>
@@ -6387,7 +6406,7 @@
           </w:tcPr>
           <w:p>
             <w:pPr>
-              <w:spacing w:after="120" w:line="278" w:lineRule="auto"/>
+              <w:spacing w:line="360" w:lineRule="auto"/>
               <w:jc w:val="center"/>
               <w:rPr>
                 <w:b/>
@@ -6444,7 +6463,7 @@
           </w:tcPr>
           <w:p>
             <w:pPr>
-              <w:spacing w:after="120" w:line="278" w:lineRule="auto"/>
+              <w:spacing w:line="360" w:lineRule="auto"/>
               <w:jc w:val="center"/>
               <w:rPr>
                 <w:b/>
@@ -6517,7 +6536,7 @@
           </w:tcPr>
           <w:p>
             <w:pPr>
-              <w:spacing w:after="120" w:line="278" w:lineRule="auto"/>
+              <w:spacing w:line="360" w:lineRule="auto"/>
               <w:jc w:val="center"/>
               <w:rPr>
                 <w:b/>
@@ -6576,7 +6595,7 @@
           </w:tcPr>
           <w:p>
             <w:pPr>
-              <w:spacing w:after="120" w:line="278" w:lineRule="auto"/>
+              <w:spacing w:line="360" w:lineRule="auto"/>
               <w:jc w:val="both"/>
             </w:pPr>
             <w:r>
@@ -6591,7 +6610,7 @@
           </w:tcPr>
           <w:p>
             <w:pPr>
-              <w:spacing w:after="120" w:line="278" w:lineRule="auto"/>
+              <w:spacing w:line="360" w:lineRule="auto"/>
               <w:jc w:val="both"/>
             </w:pPr>
             <w:r>
@@ -6606,7 +6625,7 @@
           </w:tcPr>
           <w:p>
             <w:pPr>
-              <w:spacing w:after="120" w:line="278" w:lineRule="auto"/>
+              <w:spacing w:line="360" w:lineRule="auto"/>
               <w:jc w:val="both"/>
             </w:pPr>
             <w:r>
@@ -6621,7 +6640,7 @@
           </w:tcPr>
           <w:p>
             <w:pPr>
-              <w:spacing w:after="120" w:line="278" w:lineRule="auto"/>
+              <w:spacing w:line="360" w:lineRule="auto"/>
               <w:jc w:val="both"/>
             </w:pPr>
             <w:r>
@@ -6638,7 +6657,7 @@
           </w:tcPr>
           <w:p>
             <w:pPr>
-              <w:spacing w:after="120" w:line="278" w:lineRule="auto"/>
+              <w:spacing w:line="360" w:lineRule="auto"/>
               <w:jc w:val="both"/>
             </w:pPr>
             <w:r>
@@ -6658,7 +6677,7 @@
           </w:tcPr>
           <w:p>
             <w:pPr>
-              <w:spacing w:after="120" w:line="278" w:lineRule="auto"/>
+              <w:spacing w:line="360" w:lineRule="auto"/>
               <w:jc w:val="both"/>
             </w:pPr>
             <w:r>
@@ -6673,7 +6692,7 @@
           </w:tcPr>
           <w:p>
             <w:pPr>
-              <w:spacing w:after="120" w:line="278" w:lineRule="auto"/>
+              <w:spacing w:line="360" w:lineRule="auto"/>
               <w:jc w:val="both"/>
             </w:pPr>
             <w:r>
@@ -6688,7 +6707,7 @@
           </w:tcPr>
           <w:p>
             <w:pPr>
-              <w:spacing w:after="120" w:line="278" w:lineRule="auto"/>
+              <w:spacing w:line="360" w:lineRule="auto"/>
               <w:jc w:val="both"/>
             </w:pPr>
             <w:r>
@@ -6705,7 +6724,7 @@
           </w:tcPr>
           <w:p>
             <w:pPr>
-              <w:spacing w:after="120" w:line="278" w:lineRule="auto"/>
+              <w:spacing w:line="360" w:lineRule="auto"/>
               <w:jc w:val="both"/>
             </w:pPr>
             <w:proofErr w:type="spellStart"/>
@@ -6722,7 +6741,7 @@
           </w:tcPr>
           <w:p>
             <w:pPr>
-              <w:spacing w:after="120" w:line="278" w:lineRule="auto"/>
+              <w:spacing w:line="360" w:lineRule="auto"/>
               <w:jc w:val="both"/>
             </w:pPr>
             <w:r>
@@ -6737,7 +6756,7 @@
           </w:tcPr>
           <w:p>
             <w:pPr>
-              <w:spacing w:after="120" w:line="278" w:lineRule="auto"/>
+              <w:spacing w:line="360" w:lineRule="auto"/>
               <w:jc w:val="both"/>
             </w:pPr>
             <w:r>
@@ -6752,7 +6771,7 @@
           </w:tcPr>
           <w:p>
             <w:pPr>
-              <w:spacing w:after="120" w:line="278" w:lineRule="auto"/>
+              <w:spacing w:line="360" w:lineRule="auto"/>
               <w:jc w:val="both"/>
             </w:pPr>
             <w:r>
@@ -6765,6 +6784,7 @@
     <w:p>
       <w:pPr>
         <w:pStyle w:val="Heading3"/>
+        <w:spacing w:line="360" w:lineRule="auto"/>
       </w:pPr>
       <w:r>
         <w:t>8</w:t>
@@ -6829,7 +6849,7 @@
     </w:p>
     <w:p>
       <w:pPr>
-        <w:spacing w:after="120"/>
+        <w:spacing w:after="0" w:line="360" w:lineRule="auto"/>
         <w:jc w:val="both"/>
       </w:pPr>
       <w:proofErr w:type="spellStart"/>
@@ -7036,6 +7056,7 @@
     <w:p>
       <w:pPr>
         <w:pStyle w:val="Heading3"/>
+        <w:spacing w:line="360" w:lineRule="auto"/>
       </w:pPr>
       <w:r>
         <w:t>8</w:t>
@@ -7087,7 +7108,7 @@
     </w:p>
     <w:p>
       <w:pPr>
-        <w:spacing w:after="120"/>
+        <w:spacing w:after="0" w:line="360" w:lineRule="auto"/>
         <w:jc w:val="both"/>
       </w:pPr>
       <w:r>
@@ -7289,6 +7310,7 @@
     <w:p>
       <w:pPr>
         <w:pStyle w:val="Heading3"/>
+        <w:spacing w:line="360" w:lineRule="auto"/>
       </w:pPr>
       <w:r>
         <w:t>8</w:t>
@@ -7311,7 +7333,7 @@
     </w:p>
     <w:p>
       <w:pPr>
-        <w:spacing w:after="120"/>
+        <w:spacing w:after="0" w:line="360" w:lineRule="auto"/>
         <w:jc w:val="both"/>
         <w:rPr>
           <w:lang w:val="vi-VN"/>
@@ -7484,6 +7506,7 @@
     <w:p>
       <w:pPr>
         <w:pStyle w:val="Heading2"/>
+        <w:spacing w:before="0" w:after="0" w:line="360" w:lineRule="auto"/>
       </w:pPr>
       <w:r>
         <w:t xml:space="preserve">8.5. Quy </w:t>
@@ -7521,6 +7544,7 @@
     <w:p>
       <w:pPr>
         <w:pStyle w:val="Heading3"/>
+        <w:spacing w:line="360" w:lineRule="auto"/>
       </w:pPr>
       <w:r>
         <w:t>8</w:t>
@@ -7577,7 +7601,7 @@
     </w:p>
     <w:p>
       <w:pPr>
-        <w:spacing w:after="120"/>
+        <w:spacing w:after="0" w:line="360" w:lineRule="auto"/>
         <w:jc w:val="both"/>
       </w:pPr>
       <w:r>
@@ -7795,8 +7819,10 @@
     <w:p>
       <w:pPr>
         <w:pStyle w:val="Heading3"/>
-      </w:pPr>
-      <w:r>
+        <w:spacing w:line="360" w:lineRule="auto"/>
+      </w:pPr>
+      <w:r>
+        <w:lastRenderedPageBreak/>
         <w:t>8</w:t>
       </w:r>
       <w:r>
@@ -7828,7 +7854,7 @@
     </w:p>
     <w:p>
       <w:pPr>
-        <w:spacing w:after="120"/>
+        <w:spacing w:after="0" w:line="360" w:lineRule="auto"/>
         <w:jc w:val="both"/>
       </w:pPr>
       <w:r>
@@ -7870,7 +7896,7 @@
     </w:p>
     <w:p>
       <w:pPr>
-        <w:spacing w:after="120"/>
+        <w:spacing w:after="0" w:line="360" w:lineRule="auto"/>
         <w:jc w:val="both"/>
       </w:pPr>
       <w:r>
@@ -8004,11 +8030,17 @@
       <w:r>
         <w:t xml:space="preserve"> </w:t>
       </w:r>
+      <w:r>
+        <w:t>“</w:t>
+      </w:r>
       <w:proofErr w:type="spellStart"/>
       <w:r>
         <w:t>Mới</w:t>
       </w:r>
       <w:proofErr w:type="spellEnd"/>
+      <w:r>
+        <w:t>”</w:t>
+      </w:r>
       <w:r>
         <w:t>.</w:t>
       </w:r>
@@ -8016,6 +8048,7 @@
     <w:p>
       <w:pPr>
         <w:pStyle w:val="Heading3"/>
+        <w:spacing w:line="360" w:lineRule="auto"/>
       </w:pPr>
       <w:r>
         <w:t>8</w:t>
@@ -8051,7 +8084,7 @@
     </w:p>
     <w:p>
       <w:pPr>
-        <w:spacing w:after="120"/>
+        <w:spacing w:after="0" w:line="360" w:lineRule="auto"/>
         <w:jc w:val="both"/>
       </w:pPr>
       <w:proofErr w:type="spellStart"/>
@@ -8098,7 +8131,7 @@
     </w:p>
     <w:p>
       <w:pPr>
-        <w:spacing w:after="120"/>
+        <w:spacing w:after="0" w:line="360" w:lineRule="auto"/>
         <w:jc w:val="both"/>
       </w:pPr>
       <w:proofErr w:type="spellStart"/>
@@ -8125,7 +8158,7 @@
           <w:ilvl w:val="0"/>
           <w:numId w:val="23"/>
         </w:numPr>
-        <w:spacing w:after="120"/>
+        <w:spacing w:after="0" w:line="360" w:lineRule="auto"/>
         <w:ind w:left="709"/>
         <w:jc w:val="both"/>
       </w:pPr>
@@ -8196,7 +8229,7 @@
           <w:ilvl w:val="0"/>
           <w:numId w:val="23"/>
         </w:numPr>
-        <w:spacing w:after="120"/>
+        <w:spacing w:after="0" w:line="360" w:lineRule="auto"/>
         <w:ind w:left="709"/>
         <w:jc w:val="both"/>
       </w:pPr>
@@ -8243,7 +8276,7 @@
           <w:ilvl w:val="0"/>
           <w:numId w:val="23"/>
         </w:numPr>
-        <w:spacing w:after="120"/>
+        <w:spacing w:after="0" w:line="360" w:lineRule="auto"/>
         <w:ind w:left="709"/>
         <w:jc w:val="both"/>
       </w:pPr>
@@ -8306,7 +8339,7 @@
           <w:ilvl w:val="0"/>
           <w:numId w:val="23"/>
         </w:numPr>
-        <w:spacing w:after="120"/>
+        <w:spacing w:after="0" w:line="360" w:lineRule="auto"/>
         <w:ind w:left="709"/>
         <w:jc w:val="both"/>
       </w:pPr>
@@ -8349,6 +8382,7 @@
     <w:p>
       <w:pPr>
         <w:pStyle w:val="Heading3"/>
+        <w:spacing w:line="360" w:lineRule="auto"/>
       </w:pPr>
       <w:r>
         <w:t>8</w:t>
@@ -8397,7 +8431,7 @@
     </w:p>
     <w:p>
       <w:pPr>
-        <w:spacing w:after="120"/>
+        <w:spacing w:after="0" w:line="360" w:lineRule="auto"/>
         <w:jc w:val="both"/>
       </w:pPr>
       <w:proofErr w:type="spellStart"/>
@@ -8463,7 +8497,7 @@
     </w:p>
     <w:p>
       <w:pPr>
-        <w:spacing w:after="120"/>
+        <w:spacing w:after="0" w:line="360" w:lineRule="auto"/>
         <w:jc w:val="both"/>
       </w:pPr>
       <w:r>
@@ -8477,6 +8511,12 @@
       <w:r>
         <w:t xml:space="preserve"> sang </w:t>
       </w:r>
+      <w:r>
+        <w:rPr>
+          <w:lang w:val="vi-VN"/>
+        </w:rPr>
+        <w:t>“</w:t>
+      </w:r>
       <w:proofErr w:type="spellStart"/>
       <w:r>
         <w:t>Đang</w:t>
@@ -8498,6 +8538,12 @@
         <w:t>lý</w:t>
       </w:r>
       <w:proofErr w:type="spellEnd"/>
+      <w:r>
+        <w:rPr>
+          <w:lang w:val="vi-VN"/>
+        </w:rPr>
+        <w:t>”</w:t>
+      </w:r>
       <w:r>
         <w:t xml:space="preserve"> </w:t>
       </w:r>
@@ -8609,9 +8655,9 @@
     <w:p>
       <w:pPr>
         <w:pStyle w:val="Heading3"/>
-      </w:pPr>
-      <w:r>
-        <w:lastRenderedPageBreak/>
+        <w:spacing w:line="360" w:lineRule="auto"/>
+      </w:pPr>
+      <w:r>
         <w:t>8</w:t>
       </w:r>
       <w:r>
@@ -8653,7 +8699,7 @@
     </w:p>
     <w:p>
       <w:pPr>
-        <w:spacing w:after="120"/>
+        <w:spacing w:after="0" w:line="360" w:lineRule="auto"/>
         <w:jc w:val="both"/>
       </w:pPr>
       <w:proofErr w:type="spellStart"/>
@@ -8716,7 +8762,7 @@
     </w:p>
     <w:p>
       <w:pPr>
-        <w:spacing w:after="120"/>
+        <w:spacing w:after="0" w:line="360" w:lineRule="auto"/>
         <w:jc w:val="both"/>
       </w:pPr>
       <w:proofErr w:type="spellStart"/>
@@ -8743,7 +8789,7 @@
           <w:ilvl w:val="0"/>
           <w:numId w:val="24"/>
         </w:numPr>
-        <w:spacing w:after="120"/>
+        <w:spacing w:after="0" w:line="360" w:lineRule="auto"/>
         <w:ind w:left="709"/>
         <w:jc w:val="both"/>
       </w:pPr>
@@ -8819,7 +8865,7 @@
           <w:ilvl w:val="0"/>
           <w:numId w:val="24"/>
         </w:numPr>
-        <w:spacing w:after="120"/>
+        <w:spacing w:after="0" w:line="360" w:lineRule="auto"/>
         <w:ind w:left="709"/>
         <w:jc w:val="both"/>
       </w:pPr>
@@ -8883,6 +8929,7 @@
     <w:p>
       <w:pPr>
         <w:pStyle w:val="Heading3"/>
+        <w:spacing w:line="360" w:lineRule="auto"/>
       </w:pPr>
       <w:r>
         <w:t>8</w:t>
@@ -8931,7 +8978,7 @@
     </w:p>
     <w:p>
       <w:pPr>
-        <w:spacing w:after="120"/>
+        <w:spacing w:after="0" w:line="360" w:lineRule="auto"/>
         <w:jc w:val="both"/>
       </w:pPr>
       <w:proofErr w:type="spellStart"/>
@@ -8994,7 +9041,7 @@
     </w:p>
     <w:p>
       <w:pPr>
-        <w:spacing w:after="120"/>
+        <w:spacing w:after="0" w:line="360" w:lineRule="auto"/>
         <w:jc w:val="both"/>
       </w:pPr>
       <w:r>
@@ -9152,6 +9199,12 @@
       <w:r>
         <w:t xml:space="preserve"> </w:t>
       </w:r>
+      <w:r>
+        <w:rPr>
+          <w:lang w:val="vi-VN"/>
+        </w:rPr>
+        <w:t>“</w:t>
+      </w:r>
       <w:proofErr w:type="spellStart"/>
       <w:r>
         <w:t>Đang</w:t>
@@ -9173,6 +9226,12 @@
         <w:t>lý</w:t>
       </w:r>
       <w:proofErr w:type="spellEnd"/>
+      <w:r>
+        <w:rPr>
+          <w:lang w:val="vi-VN"/>
+        </w:rPr>
+        <w:t>”</w:t>
+      </w:r>
       <w:r>
         <w:t>.</w:t>
       </w:r>
@@ -9180,6 +9239,7 @@
     <w:p>
       <w:pPr>
         <w:pStyle w:val="Heading3"/>
+        <w:spacing w:line="360" w:lineRule="auto"/>
       </w:pPr>
       <w:r>
         <w:t>8</w:t>
@@ -9223,7 +9283,7 @@
     </w:p>
     <w:p>
       <w:pPr>
-        <w:spacing w:after="120"/>
+        <w:spacing w:after="0" w:line="360" w:lineRule="auto"/>
         <w:jc w:val="both"/>
       </w:pPr>
       <w:proofErr w:type="spellStart"/>
@@ -9286,7 +9346,7 @@
     </w:p>
     <w:p>
       <w:pPr>
-        <w:spacing w:after="120"/>
+        <w:spacing w:after="0" w:line="360" w:lineRule="auto"/>
         <w:jc w:val="both"/>
       </w:pPr>
       <w:proofErr w:type="spellStart"/>
@@ -9313,7 +9373,7 @@
           <w:ilvl w:val="0"/>
           <w:numId w:val="25"/>
         </w:numPr>
-        <w:spacing w:after="120"/>
+        <w:spacing w:after="0" w:line="360" w:lineRule="auto"/>
         <w:ind w:left="709"/>
         <w:jc w:val="both"/>
       </w:pPr>
@@ -9397,7 +9457,7 @@
           <w:ilvl w:val="0"/>
           <w:numId w:val="25"/>
         </w:numPr>
-        <w:spacing w:after="120"/>
+        <w:spacing w:after="0" w:line="360" w:lineRule="auto"/>
         <w:ind w:left="709"/>
         <w:jc w:val="both"/>
       </w:pPr>
@@ -9457,7 +9517,7 @@
           <w:ilvl w:val="0"/>
           <w:numId w:val="25"/>
         </w:numPr>
-        <w:spacing w:after="120"/>
+        <w:spacing w:after="0" w:line="360" w:lineRule="auto"/>
         <w:ind w:left="709"/>
         <w:jc w:val="both"/>
       </w:pPr>
@@ -9521,6 +9581,7 @@
     <w:p>
       <w:pPr>
         <w:pStyle w:val="Heading3"/>
+        <w:spacing w:line="360" w:lineRule="auto"/>
       </w:pPr>
       <w:r>
         <w:t>8</w:t>
@@ -9548,7 +9609,7 @@
     </w:p>
     <w:p>
       <w:pPr>
-        <w:spacing w:after="120"/>
+        <w:spacing w:after="0" w:line="360" w:lineRule="auto"/>
         <w:jc w:val="both"/>
       </w:pPr>
       <w:proofErr w:type="spellStart"/>
@@ -9603,7 +9664,7 @@
     </w:p>
     <w:p>
       <w:pPr>
-        <w:spacing w:after="120"/>
+        <w:spacing w:after="0" w:line="360" w:lineRule="auto"/>
         <w:jc w:val="both"/>
       </w:pPr>
       <w:r>
@@ -9641,12 +9702,13 @@
           <w:ilvl w:val="0"/>
           <w:numId w:val="26"/>
         </w:numPr>
-        <w:spacing w:after="120"/>
+        <w:spacing w:after="0" w:line="360" w:lineRule="auto"/>
         <w:ind w:left="709"/>
         <w:jc w:val="both"/>
       </w:pPr>
       <w:proofErr w:type="spellStart"/>
       <w:r>
+        <w:lastRenderedPageBreak/>
         <w:t>Người</w:t>
       </w:r>
       <w:proofErr w:type="spellEnd"/>
@@ -9701,7 +9763,7 @@
           <w:ilvl w:val="0"/>
           <w:numId w:val="26"/>
         </w:numPr>
-        <w:spacing w:after="120"/>
+        <w:spacing w:after="0" w:line="360" w:lineRule="auto"/>
         <w:ind w:left="709"/>
         <w:jc w:val="both"/>
       </w:pPr>
@@ -9777,7 +9839,7 @@
           <w:ilvl w:val="0"/>
           <w:numId w:val="26"/>
         </w:numPr>
-        <w:spacing w:after="120"/>
+        <w:spacing w:after="0" w:line="360" w:lineRule="auto"/>
         <w:ind w:left="709"/>
         <w:jc w:val="both"/>
       </w:pPr>
@@ -9876,6 +9938,7 @@
     <w:p>
       <w:pPr>
         <w:pStyle w:val="Heading3"/>
+        <w:spacing w:line="360" w:lineRule="auto"/>
       </w:pPr>
       <w:r>
         <w:t>8</w:t>
@@ -9911,7 +9974,7 @@
     </w:p>
     <w:p>
       <w:pPr>
-        <w:spacing w:after="120"/>
+        <w:spacing w:after="0" w:line="360" w:lineRule="auto"/>
         <w:jc w:val="both"/>
       </w:pPr>
       <w:proofErr w:type="spellStart"/>
@@ -9966,7 +10029,7 @@
     </w:p>
     <w:p>
       <w:pPr>
-        <w:spacing w:after="120"/>
+        <w:spacing w:after="0" w:line="360" w:lineRule="auto"/>
         <w:jc w:val="both"/>
       </w:pPr>
       <w:r>
@@ -10028,6 +10091,12 @@
       <w:r>
         <w:t xml:space="preserve"> </w:t>
       </w:r>
+      <w:r>
+        <w:rPr>
+          <w:lang w:val="vi-VN"/>
+        </w:rPr>
+        <w:t>“</w:t>
+      </w:r>
       <w:proofErr w:type="spellStart"/>
       <w:r>
         <w:t>Đã</w:t>
@@ -10050,6 +10119,12 @@
       </w:r>
       <w:proofErr w:type="spellEnd"/>
       <w:r>
+        <w:rPr>
+          <w:lang w:val="vi-VN"/>
+        </w:rPr>
+        <w:t>”</w:t>
+      </w:r>
+      <w:r>
         <w:t xml:space="preserve">, </w:t>
       </w:r>
       <w:proofErr w:type="spellStart"/>
@@ -10116,6 +10191,12 @@
       <w:r>
         <w:t xml:space="preserve"> </w:t>
       </w:r>
+      <w:r>
+        <w:rPr>
+          <w:lang w:val="vi-VN"/>
+        </w:rPr>
+        <w:t>“</w:t>
+      </w:r>
       <w:proofErr w:type="spellStart"/>
       <w:r>
         <w:t>Đã</w:t>
@@ -10129,6 +10210,12 @@
         <w:t>đóng</w:t>
       </w:r>
       <w:proofErr w:type="spellEnd"/>
+      <w:r>
+        <w:rPr>
+          <w:lang w:val="vi-VN"/>
+        </w:rPr>
+        <w:t>”</w:t>
+      </w:r>
       <w:r>
         <w:t>.</w:t>
       </w:r>
@@ -10136,6 +10223,7 @@
     <w:p>
       <w:pPr>
         <w:pStyle w:val="Heading3"/>
+        <w:spacing w:line="360" w:lineRule="auto"/>
       </w:pPr>
       <w:r>
         <w:t>8</w:t>
@@ -10184,7 +10272,7 @@
     </w:p>
     <w:p>
       <w:pPr>
-        <w:spacing w:after="120"/>
+        <w:spacing w:after="0" w:line="360" w:lineRule="auto"/>
         <w:jc w:val="both"/>
       </w:pPr>
       <w:proofErr w:type="spellStart"/>
@@ -10239,7 +10327,7 @@
     </w:p>
     <w:p>
       <w:pPr>
-        <w:spacing w:after="120"/>
+        <w:spacing w:after="0" w:line="360" w:lineRule="auto"/>
         <w:jc w:val="both"/>
         <w:rPr>
           <w:lang w:val="vi-VN"/>
@@ -10412,6 +10500,7 @@
     <w:p>
       <w:pPr>
         <w:pStyle w:val="Heading2"/>
+        <w:spacing w:before="0" w:after="0" w:line="360" w:lineRule="auto"/>
       </w:pPr>
       <w:r>
         <w:t xml:space="preserve">8.6. Ma </w:t>
@@ -10467,7 +10556,7 @@
           </w:tcPr>
           <w:p>
             <w:pPr>
-              <w:spacing w:after="120" w:line="278" w:lineRule="auto"/>
+              <w:spacing w:line="360" w:lineRule="auto"/>
               <w:jc w:val="center"/>
               <w:rPr>
                 <w:b/>
@@ -10541,7 +10630,7 @@
           </w:tcPr>
           <w:p>
             <w:pPr>
-              <w:spacing w:after="120" w:line="278" w:lineRule="auto"/>
+              <w:spacing w:line="360" w:lineRule="auto"/>
               <w:jc w:val="center"/>
               <w:rPr>
                 <w:b/>
@@ -10615,7 +10704,7 @@
           </w:tcPr>
           <w:p>
             <w:pPr>
-              <w:spacing w:after="120" w:line="278" w:lineRule="auto"/>
+              <w:spacing w:line="360" w:lineRule="auto"/>
               <w:jc w:val="center"/>
               <w:rPr>
                 <w:b/>
@@ -10673,7 +10762,7 @@
           </w:tcPr>
           <w:p>
             <w:pPr>
-              <w:spacing w:after="120" w:line="278" w:lineRule="auto"/>
+              <w:spacing w:line="360" w:lineRule="auto"/>
               <w:jc w:val="center"/>
               <w:rPr>
                 <w:b/>
@@ -10716,12 +10805,11 @@
           </w:tcPr>
           <w:p>
             <w:pPr>
-              <w:spacing w:after="120" w:line="278" w:lineRule="auto"/>
+              <w:spacing w:line="360" w:lineRule="auto"/>
               <w:jc w:val="both"/>
             </w:pPr>
             <w:proofErr w:type="spellStart"/>
             <w:r>
-              <w:lastRenderedPageBreak/>
               <w:t>Mới</w:t>
             </w:r>
             <w:proofErr w:type="spellEnd"/>
@@ -10734,7 +10822,7 @@
           </w:tcPr>
           <w:p>
             <w:pPr>
-              <w:spacing w:after="120" w:line="278" w:lineRule="auto"/>
+              <w:spacing w:line="360" w:lineRule="auto"/>
               <w:jc w:val="both"/>
             </w:pPr>
             <w:proofErr w:type="spellStart"/>
@@ -10767,7 +10855,7 @@
           </w:tcPr>
           <w:p>
             <w:pPr>
-              <w:spacing w:after="120" w:line="278" w:lineRule="auto"/>
+              <w:spacing w:line="360" w:lineRule="auto"/>
               <w:jc w:val="both"/>
             </w:pPr>
             <w:r>
@@ -10795,7 +10883,7 @@
           </w:tcPr>
           <w:p>
             <w:pPr>
-              <w:spacing w:after="120" w:line="278" w:lineRule="auto"/>
+              <w:spacing w:line="360" w:lineRule="auto"/>
               <w:jc w:val="both"/>
             </w:pPr>
             <w:proofErr w:type="spellStart"/>
@@ -10878,7 +10966,7 @@
           </w:tcPr>
           <w:p>
             <w:pPr>
-              <w:spacing w:after="120" w:line="278" w:lineRule="auto"/>
+              <w:spacing w:line="360" w:lineRule="auto"/>
               <w:jc w:val="both"/>
             </w:pPr>
             <w:proofErr w:type="spellStart"/>
@@ -10911,7 +10999,7 @@
           </w:tcPr>
           <w:p>
             <w:pPr>
-              <w:spacing w:after="120" w:line="278" w:lineRule="auto"/>
+              <w:spacing w:line="360" w:lineRule="auto"/>
               <w:jc w:val="both"/>
             </w:pPr>
             <w:proofErr w:type="spellStart"/>
@@ -10944,7 +11032,7 @@
           </w:tcPr>
           <w:p>
             <w:pPr>
-              <w:spacing w:after="120" w:line="278" w:lineRule="auto"/>
+              <w:spacing w:line="360" w:lineRule="auto"/>
               <w:jc w:val="both"/>
             </w:pPr>
             <w:proofErr w:type="spellStart"/>
@@ -10977,7 +11065,7 @@
           </w:tcPr>
           <w:p>
             <w:pPr>
-              <w:spacing w:after="120" w:line="278" w:lineRule="auto"/>
+              <w:spacing w:line="360" w:lineRule="auto"/>
               <w:jc w:val="both"/>
             </w:pPr>
             <w:proofErr w:type="spellStart"/>
@@ -11031,7 +11119,7 @@
           </w:tcPr>
           <w:p>
             <w:pPr>
-              <w:spacing w:after="120" w:line="278" w:lineRule="auto"/>
+              <w:spacing w:line="360" w:lineRule="auto"/>
               <w:jc w:val="both"/>
             </w:pPr>
             <w:proofErr w:type="spellStart"/>
@@ -11064,7 +11152,7 @@
           </w:tcPr>
           <w:p>
             <w:pPr>
-              <w:spacing w:after="120" w:line="278" w:lineRule="auto"/>
+              <w:spacing w:line="360" w:lineRule="auto"/>
               <w:jc w:val="both"/>
             </w:pPr>
             <w:proofErr w:type="spellStart"/>
@@ -11100,7 +11188,7 @@
           </w:tcPr>
           <w:p>
             <w:pPr>
-              <w:spacing w:after="120" w:line="278" w:lineRule="auto"/>
+              <w:spacing w:line="360" w:lineRule="auto"/>
               <w:jc w:val="both"/>
             </w:pPr>
             <w:proofErr w:type="spellStart"/>
@@ -11133,7 +11221,7 @@
           </w:tcPr>
           <w:p>
             <w:pPr>
-              <w:spacing w:after="120" w:line="278" w:lineRule="auto"/>
+              <w:spacing w:line="360" w:lineRule="auto"/>
               <w:jc w:val="both"/>
             </w:pPr>
             <w:proofErr w:type="spellStart"/>
@@ -11192,7 +11280,7 @@
           </w:tcPr>
           <w:p>
             <w:pPr>
-              <w:spacing w:after="120" w:line="278" w:lineRule="auto"/>
+              <w:spacing w:line="360" w:lineRule="auto"/>
               <w:jc w:val="both"/>
             </w:pPr>
             <w:proofErr w:type="spellStart"/>
@@ -11228,7 +11316,7 @@
           </w:tcPr>
           <w:p>
             <w:pPr>
-              <w:spacing w:after="120" w:line="278" w:lineRule="auto"/>
+              <w:spacing w:line="360" w:lineRule="auto"/>
               <w:jc w:val="both"/>
             </w:pPr>
             <w:proofErr w:type="spellStart"/>
@@ -11261,7 +11349,7 @@
           </w:tcPr>
           <w:p>
             <w:pPr>
-              <w:spacing w:after="120" w:line="278" w:lineRule="auto"/>
+              <w:spacing w:line="360" w:lineRule="auto"/>
               <w:jc w:val="both"/>
             </w:pPr>
             <w:proofErr w:type="spellStart"/>
@@ -11286,7 +11374,7 @@
           </w:tcPr>
           <w:p>
             <w:pPr>
-              <w:spacing w:after="120" w:line="278" w:lineRule="auto"/>
+              <w:spacing w:line="360" w:lineRule="auto"/>
               <w:jc w:val="both"/>
             </w:pPr>
             <w:proofErr w:type="spellStart"/>
@@ -11340,7 +11428,7 @@
           </w:tcPr>
           <w:p>
             <w:pPr>
-              <w:spacing w:after="120" w:line="278" w:lineRule="auto"/>
+              <w:spacing w:line="360" w:lineRule="auto"/>
               <w:jc w:val="both"/>
             </w:pPr>
             <w:proofErr w:type="spellStart"/>
@@ -11373,7 +11461,7 @@
           </w:tcPr>
           <w:p>
             <w:pPr>
-              <w:spacing w:after="120" w:line="278" w:lineRule="auto"/>
+              <w:spacing w:line="360" w:lineRule="auto"/>
               <w:jc w:val="both"/>
             </w:pPr>
             <w:proofErr w:type="spellStart"/>
@@ -11406,7 +11494,7 @@
           </w:tcPr>
           <w:p>
             <w:pPr>
-              <w:spacing w:after="120" w:line="278" w:lineRule="auto"/>
+              <w:spacing w:line="360" w:lineRule="auto"/>
               <w:jc w:val="both"/>
             </w:pPr>
             <w:proofErr w:type="spellStart"/>
@@ -11439,7 +11527,7 @@
           </w:tcPr>
           <w:p>
             <w:pPr>
-              <w:spacing w:after="120" w:line="278" w:lineRule="auto"/>
+              <w:spacing w:line="360" w:lineRule="auto"/>
               <w:jc w:val="both"/>
             </w:pPr>
             <w:proofErr w:type="spellStart"/>
@@ -11490,7 +11578,7 @@
           </w:tcPr>
           <w:p>
             <w:pPr>
-              <w:spacing w:after="120" w:line="278" w:lineRule="auto"/>
+              <w:spacing w:line="360" w:lineRule="auto"/>
               <w:jc w:val="both"/>
             </w:pPr>
             <w:proofErr w:type="spellStart"/>
@@ -11523,7 +11611,7 @@
           </w:tcPr>
           <w:p>
             <w:pPr>
-              <w:spacing w:after="120" w:line="278" w:lineRule="auto"/>
+              <w:spacing w:line="360" w:lineRule="auto"/>
               <w:jc w:val="both"/>
             </w:pPr>
             <w:proofErr w:type="spellStart"/>
@@ -11548,7 +11636,7 @@
           </w:tcPr>
           <w:p>
             <w:pPr>
-              <w:spacing w:after="120" w:line="278" w:lineRule="auto"/>
+              <w:spacing w:line="360" w:lineRule="auto"/>
               <w:jc w:val="both"/>
               <w:rPr>
                 <w:lang w:val="vi-VN"/>
@@ -11570,7 +11658,7 @@
           </w:p>
           <w:p>
             <w:pPr>
-              <w:spacing w:after="120" w:line="278" w:lineRule="auto"/>
+              <w:spacing w:line="360" w:lineRule="auto"/>
               <w:jc w:val="both"/>
               <w:rPr>
                 <w:lang w:val="vi-VN"/>
@@ -11592,7 +11680,7 @@
           </w:p>
           <w:p>
             <w:pPr>
-              <w:spacing w:after="120" w:line="278" w:lineRule="auto"/>
+              <w:spacing w:line="360" w:lineRule="auto"/>
               <w:jc w:val="both"/>
               <w:rPr>
                 <w:lang w:val="vi-VN"/>
@@ -11623,7 +11711,7 @@
           </w:tcPr>
           <w:p>
             <w:pPr>
-              <w:spacing w:after="120" w:line="278" w:lineRule="auto"/>
+              <w:spacing w:line="360" w:lineRule="auto"/>
               <w:jc w:val="both"/>
             </w:pPr>
             <w:proofErr w:type="spellStart"/>
@@ -11666,7 +11754,7 @@
           </w:tcPr>
           <w:p>
             <w:pPr>
-              <w:spacing w:after="120" w:line="278" w:lineRule="auto"/>
+              <w:spacing w:line="360" w:lineRule="auto"/>
               <w:jc w:val="both"/>
             </w:pPr>
             <w:proofErr w:type="spellStart"/>
@@ -11699,7 +11787,7 @@
           </w:tcPr>
           <w:p>
             <w:pPr>
-              <w:spacing w:after="120" w:line="278" w:lineRule="auto"/>
+              <w:spacing w:line="360" w:lineRule="auto"/>
               <w:jc w:val="both"/>
             </w:pPr>
             <w:proofErr w:type="spellStart"/>
@@ -11724,7 +11812,7 @@
           </w:tcPr>
           <w:p>
             <w:pPr>
-              <w:spacing w:after="120" w:line="278" w:lineRule="auto"/>
+              <w:spacing w:line="360" w:lineRule="auto"/>
               <w:jc w:val="both"/>
             </w:pPr>
             <w:proofErr w:type="spellStart"/>
@@ -11749,7 +11837,7 @@
           </w:tcPr>
           <w:p>
             <w:pPr>
-              <w:spacing w:after="120" w:line="278" w:lineRule="auto"/>
+              <w:spacing w:line="360" w:lineRule="auto"/>
               <w:jc w:val="both"/>
             </w:pPr>
             <w:proofErr w:type="spellStart"/>
@@ -11800,7 +11888,7 @@
           </w:tcPr>
           <w:p>
             <w:pPr>
-              <w:spacing w:after="120" w:line="278" w:lineRule="auto"/>
+              <w:spacing w:line="360" w:lineRule="auto"/>
               <w:jc w:val="both"/>
             </w:pPr>
             <w:proofErr w:type="spellStart"/>
@@ -11825,7 +11913,7 @@
           </w:tcPr>
           <w:p>
             <w:pPr>
-              <w:spacing w:after="120" w:line="278" w:lineRule="auto"/>
+              <w:spacing w:line="360" w:lineRule="auto"/>
               <w:jc w:val="both"/>
             </w:pPr>
             <w:proofErr w:type="spellStart"/>
@@ -11858,7 +11946,7 @@
           </w:tcPr>
           <w:p>
             <w:pPr>
-              <w:spacing w:after="120" w:line="278" w:lineRule="auto"/>
+              <w:spacing w:line="360" w:lineRule="auto"/>
               <w:jc w:val="both"/>
             </w:pPr>
             <w:proofErr w:type="spellStart"/>
@@ -11891,7 +11979,7 @@
           </w:tcPr>
           <w:p>
             <w:pPr>
-              <w:spacing w:after="120" w:line="278" w:lineRule="auto"/>
+              <w:spacing w:line="360" w:lineRule="auto"/>
               <w:jc w:val="both"/>
             </w:pPr>
             <w:proofErr w:type="spellStart"/>
@@ -11945,7 +12033,7 @@
     </w:tbl>
     <w:p>
       <w:pPr>
-        <w:spacing w:before="240" w:after="120"/>
+        <w:spacing w:before="240" w:after="0" w:line="360" w:lineRule="auto"/>
         <w:jc w:val="both"/>
         <w:rPr>
           <w:lang w:val="vi-VN"/>
@@ -12062,8 +12150,10 @@
     <w:p>
       <w:pPr>
         <w:pStyle w:val="Heading2"/>
-      </w:pPr>
-      <w:r>
+        <w:spacing w:before="0" w:after="0" w:line="360" w:lineRule="auto"/>
+      </w:pPr>
+      <w:r>
+        <w:lastRenderedPageBreak/>
         <w:t xml:space="preserve">8.7. Quy </w:t>
       </w:r>
       <w:proofErr w:type="spellStart"/>
@@ -12123,6 +12213,7 @@
     <w:p>
       <w:pPr>
         <w:pStyle w:val="Heading3"/>
+        <w:spacing w:line="360" w:lineRule="auto"/>
       </w:pPr>
       <w:r>
         <w:t>8</w:t>
@@ -12179,7 +12270,7 @@
     </w:p>
     <w:p>
       <w:pPr>
-        <w:spacing w:after="120"/>
+        <w:spacing w:after="0" w:line="360" w:lineRule="auto"/>
         <w:jc w:val="both"/>
       </w:pPr>
       <w:r>
@@ -12201,6 +12292,12 @@
       <w:r>
         <w:t xml:space="preserve"> sang </w:t>
       </w:r>
+      <w:r>
+        <w:rPr>
+          <w:lang w:val="vi-VN"/>
+        </w:rPr>
+        <w:t>“</w:t>
+      </w:r>
       <w:proofErr w:type="spellStart"/>
       <w:r>
         <w:t>Đã</w:t>
@@ -12223,11 +12320,17 @@
       </w:r>
       <w:proofErr w:type="spellEnd"/>
       <w:r>
-        <w:t xml:space="preserve">, </w:t>
-      </w:r>
-      <w:proofErr w:type="spellStart"/>
-      <w:r>
-        <w:t>hệ</w:t>
+        <w:rPr>
+          <w:lang w:val="vi-VN"/>
+        </w:rPr>
+        <w:t>”</w:t>
+      </w:r>
+      <w:r>
+        <w:t>, h</w:t>
+      </w:r>
+      <w:proofErr w:type="spellStart"/>
+      <w:r>
+        <w:t>ệ</w:t>
       </w:r>
       <w:proofErr w:type="spellEnd"/>
       <w:r>
@@ -12317,6 +12420,7 @@
     <w:p>
       <w:pPr>
         <w:pStyle w:val="Heading3"/>
+        <w:spacing w:line="360" w:lineRule="auto"/>
       </w:pPr>
       <w:r>
         <w:t>8</w:t>
@@ -12365,7 +12469,7 @@
     </w:p>
     <w:p>
       <w:pPr>
-        <w:spacing w:after="120"/>
+        <w:spacing w:after="0" w:line="360" w:lineRule="auto"/>
         <w:jc w:val="both"/>
       </w:pPr>
       <w:r>
@@ -12475,6 +12579,12 @@
       <w:r>
         <w:t xml:space="preserve"> ticket sang </w:t>
       </w:r>
+      <w:r>
+        <w:rPr>
+          <w:lang w:val="vi-VN"/>
+        </w:rPr>
+        <w:t>“</w:t>
+      </w:r>
       <w:proofErr w:type="spellStart"/>
       <w:r>
         <w:t>Đã</w:t>
@@ -12488,6 +12598,12 @@
         <w:t>đóng</w:t>
       </w:r>
       <w:proofErr w:type="spellEnd"/>
+      <w:r>
+        <w:rPr>
+          <w:lang w:val="vi-VN"/>
+        </w:rPr>
+        <w:t>”</w:t>
+      </w:r>
       <w:r>
         <w:t xml:space="preserve"> </w:t>
       </w:r>
@@ -12527,6 +12643,7 @@
     <w:p>
       <w:pPr>
         <w:pStyle w:val="Heading3"/>
+        <w:spacing w:line="360" w:lineRule="auto"/>
       </w:pPr>
       <w:r>
         <w:t>8</w:t>
@@ -12570,7 +12687,7 @@
     </w:p>
     <w:p>
       <w:pPr>
-        <w:spacing w:after="120"/>
+        <w:spacing w:after="0" w:line="360" w:lineRule="auto"/>
         <w:jc w:val="both"/>
       </w:pPr>
       <w:proofErr w:type="spellStart"/>
@@ -12677,6 +12794,12 @@
       <w:r>
         <w:t xml:space="preserve"> sang </w:t>
       </w:r>
+      <w:r>
+        <w:rPr>
+          <w:lang w:val="vi-VN"/>
+        </w:rPr>
+        <w:t>“</w:t>
+      </w:r>
       <w:proofErr w:type="spellStart"/>
       <w:r>
         <w:t>Đã</w:t>
@@ -12699,11 +12822,17 @@
       </w:r>
       <w:proofErr w:type="spellEnd"/>
       <w:r>
-        <w:t xml:space="preserve">, </w:t>
-      </w:r>
-      <w:proofErr w:type="spellStart"/>
-      <w:r>
-        <w:t>hệ</w:t>
+        <w:rPr>
+          <w:lang w:val="vi-VN"/>
+        </w:rPr>
+        <w:t>”</w:t>
+      </w:r>
+      <w:r>
+        <w:t>, h</w:t>
+      </w:r>
+      <w:proofErr w:type="spellStart"/>
+      <w:r>
+        <w:t>ệ</w:t>
       </w:r>
       <w:proofErr w:type="spellEnd"/>
       <w:r>
@@ -12745,6 +12874,7 @@
     <w:p>
       <w:pPr>
         <w:pStyle w:val="Heading3"/>
+        <w:spacing w:line="360" w:lineRule="auto"/>
       </w:pPr>
       <w:r>
         <w:t>8</w:t>
@@ -12791,7 +12921,7 @@
     </w:p>
     <w:p>
       <w:pPr>
-        <w:spacing w:after="120"/>
+        <w:spacing w:after="0" w:line="360" w:lineRule="auto"/>
         <w:jc w:val="both"/>
       </w:pPr>
       <w:r>
@@ -12977,6 +13107,7 @@
     <w:p>
       <w:pPr>
         <w:pStyle w:val="Heading3"/>
+        <w:spacing w:line="360" w:lineRule="auto"/>
       </w:pPr>
       <w:r>
         <w:t>8</w:t>
@@ -13025,7 +13156,7 @@
     </w:p>
     <w:p>
       <w:pPr>
-        <w:spacing w:after="120"/>
+        <w:spacing w:after="0" w:line="360" w:lineRule="auto"/>
         <w:jc w:val="both"/>
       </w:pPr>
       <w:proofErr w:type="spellStart"/>
@@ -13148,6 +13279,12 @@
       <w:r>
         <w:t xml:space="preserve"> sang </w:t>
       </w:r>
+      <w:r>
+        <w:rPr>
+          <w:lang w:val="vi-VN"/>
+        </w:rPr>
+        <w:t>“</w:t>
+      </w:r>
       <w:proofErr w:type="spellStart"/>
       <w:r>
         <w:t>Đã</w:t>
@@ -13169,6 +13306,12 @@
         <w:t>quyết</w:t>
       </w:r>
       <w:proofErr w:type="spellEnd"/>
+      <w:r>
+        <w:rPr>
+          <w:lang w:val="vi-VN"/>
+        </w:rPr>
+        <w:t>”</w:t>
+      </w:r>
       <w:r>
         <w:t>.</w:t>
       </w:r>
@@ -13176,9 +13319,9 @@
     <w:p>
       <w:pPr>
         <w:pStyle w:val="Heading3"/>
-      </w:pPr>
-      <w:r>
-        <w:lastRenderedPageBreak/>
+        <w:spacing w:line="360" w:lineRule="auto"/>
+      </w:pPr>
+      <w:r>
         <w:t>8</w:t>
       </w:r>
       <w:r>
@@ -13212,7 +13355,7 @@
     </w:p>
     <w:p>
       <w:pPr>
-        <w:spacing w:after="120"/>
+        <w:spacing w:after="0" w:line="360" w:lineRule="auto"/>
         <w:jc w:val="both"/>
       </w:pPr>
       <w:proofErr w:type="spellStart"/>
@@ -13371,6 +13514,7 @@
     <w:p>
       <w:pPr>
         <w:pStyle w:val="Heading3"/>
+        <w:spacing w:line="360" w:lineRule="auto"/>
       </w:pPr>
       <w:r>
         <w:t>8</w:t>
@@ -13406,7 +13550,7 @@
     </w:p>
     <w:p>
       <w:pPr>
-        <w:spacing w:after="120"/>
+        <w:spacing w:after="0" w:line="360" w:lineRule="auto"/>
         <w:jc w:val="both"/>
       </w:pPr>
       <w:r>
@@ -13560,6 +13704,7 @@
     <w:p>
       <w:pPr>
         <w:pStyle w:val="Heading3"/>
+        <w:spacing w:line="360" w:lineRule="auto"/>
       </w:pPr>
       <w:r>
         <w:t>8</w:t>
@@ -13608,7 +13753,7 @@
     </w:p>
     <w:p>
       <w:pPr>
-        <w:spacing w:after="120"/>
+        <w:spacing w:after="0" w:line="360" w:lineRule="auto"/>
         <w:jc w:val="both"/>
       </w:pPr>
       <w:r>
@@ -13670,7 +13815,7 @@
           <w:ilvl w:val="0"/>
           <w:numId w:val="27"/>
         </w:numPr>
-        <w:spacing w:after="120"/>
+        <w:spacing w:after="0" w:line="360" w:lineRule="auto"/>
         <w:ind w:left="709"/>
         <w:jc w:val="both"/>
       </w:pPr>
@@ -13698,6 +13843,12 @@
       <w:r>
         <w:t xml:space="preserve"> sang </w:t>
       </w:r>
+      <w:r>
+        <w:rPr>
+          <w:lang w:val="vi-VN"/>
+        </w:rPr>
+        <w:t>“</w:t>
+      </w:r>
       <w:proofErr w:type="spellStart"/>
       <w:r>
         <w:t>Mở</w:t>
@@ -13711,6 +13862,12 @@
         <w:t>lại</w:t>
       </w:r>
       <w:proofErr w:type="spellEnd"/>
+      <w:r>
+        <w:rPr>
+          <w:lang w:val="vi-VN"/>
+        </w:rPr>
+        <w:t>”</w:t>
+      </w:r>
       <w:r>
         <w:t xml:space="preserve">. </w:t>
       </w:r>
@@ -13722,7 +13879,7 @@
           <w:ilvl w:val="0"/>
           <w:numId w:val="27"/>
         </w:numPr>
-        <w:spacing w:after="120"/>
+        <w:spacing w:after="0" w:line="360" w:lineRule="auto"/>
         <w:ind w:left="709"/>
         <w:jc w:val="both"/>
       </w:pPr>
@@ -13758,7 +13915,7 @@
           <w:ilvl w:val="0"/>
           <w:numId w:val="27"/>
         </w:numPr>
-        <w:spacing w:after="120"/>
+        <w:spacing w:after="0" w:line="360" w:lineRule="auto"/>
         <w:ind w:left="709"/>
         <w:jc w:val="both"/>
       </w:pPr>
@@ -13842,7 +13999,7 @@
           <w:ilvl w:val="0"/>
           <w:numId w:val="27"/>
         </w:numPr>
-        <w:spacing w:after="120"/>
+        <w:spacing w:after="0" w:line="360" w:lineRule="auto"/>
         <w:ind w:left="709"/>
         <w:jc w:val="both"/>
       </w:pPr>
@@ -13913,7 +14070,7 @@
           <w:ilvl w:val="0"/>
           <w:numId w:val="27"/>
         </w:numPr>
-        <w:spacing w:after="120"/>
+        <w:spacing w:after="0" w:line="360" w:lineRule="auto"/>
         <w:ind w:left="709"/>
         <w:jc w:val="both"/>
       </w:pPr>
@@ -13996,6 +14153,7 @@
     <w:p>
       <w:pPr>
         <w:pStyle w:val="Heading3"/>
+        <w:spacing w:line="360" w:lineRule="auto"/>
       </w:pPr>
       <w:r>
         <w:t>8</w:t>
@@ -14044,7 +14202,7 @@
     </w:p>
     <w:p>
       <w:pPr>
-        <w:spacing w:after="120"/>
+        <w:spacing w:after="0" w:line="360" w:lineRule="auto"/>
         <w:jc w:val="both"/>
       </w:pPr>
       <w:proofErr w:type="spellStart"/>
@@ -14187,8 +14345,10 @@
     <w:p>
       <w:pPr>
         <w:pStyle w:val="Heading3"/>
-      </w:pPr>
-      <w:r>
+        <w:spacing w:line="360" w:lineRule="auto"/>
+      </w:pPr>
+      <w:r>
+        <w:lastRenderedPageBreak/>
         <w:t>8</w:t>
       </w:r>
       <w:r>
@@ -14235,7 +14395,7 @@
     </w:p>
     <w:p>
       <w:pPr>
-        <w:spacing w:after="120"/>
+        <w:spacing w:after="0" w:line="360" w:lineRule="auto"/>
         <w:jc w:val="both"/>
         <w:rPr>
           <w:lang w:val="vi-VN"/>
@@ -14389,6 +14549,7 @@
     <w:p>
       <w:pPr>
         <w:pStyle w:val="Heading2"/>
+        <w:spacing w:before="0" w:after="0" w:line="360" w:lineRule="auto"/>
       </w:pPr>
       <w:r>
         <w:t xml:space="preserve">8.8. Quy </w:t>
@@ -14405,6 +14566,7 @@
     <w:p>
       <w:pPr>
         <w:pStyle w:val="Heading3"/>
+        <w:spacing w:line="360" w:lineRule="auto"/>
       </w:pPr>
       <w:r>
         <w:t>8</w:t>
@@ -14456,7 +14618,7 @@
     </w:p>
     <w:p>
       <w:pPr>
-        <w:spacing w:after="120"/>
+        <w:spacing w:after="0" w:line="360" w:lineRule="auto"/>
         <w:jc w:val="both"/>
       </w:pPr>
       <w:r>
@@ -14586,6 +14748,7 @@
     <w:p>
       <w:pPr>
         <w:pStyle w:val="Heading3"/>
+        <w:spacing w:line="360" w:lineRule="auto"/>
       </w:pPr>
       <w:r>
         <w:t>8</w:t>
@@ -14650,7 +14813,7 @@
     </w:p>
     <w:p>
       <w:pPr>
-        <w:spacing w:after="120"/>
+        <w:spacing w:after="0" w:line="360" w:lineRule="auto"/>
         <w:jc w:val="both"/>
       </w:pPr>
       <w:proofErr w:type="spellStart"/>
@@ -14733,9 +14896,15 @@
       <w:r>
         <w:t xml:space="preserve"> do </w:t>
       </w:r>
-      <w:proofErr w:type="spellStart"/>
-      <w:r>
-        <w:t>Người</w:t>
+      <w:r>
+        <w:rPr>
+          <w:lang w:val="vi-VN"/>
+        </w:rPr>
+        <w:t>n</w:t>
+      </w:r>
+      <w:proofErr w:type="spellStart"/>
+      <w:r>
+        <w:t>gười</w:t>
       </w:r>
       <w:proofErr w:type="spellEnd"/>
       <w:r>
@@ -14897,6 +15066,7 @@
     <w:p>
       <w:pPr>
         <w:pStyle w:val="Heading3"/>
+        <w:spacing w:line="360" w:lineRule="auto"/>
       </w:pPr>
       <w:r>
         <w:t>8</w:t>
@@ -14919,7 +15089,7 @@
     </w:p>
     <w:p>
       <w:pPr>
-        <w:spacing w:after="120"/>
+        <w:spacing w:after="0" w:line="360" w:lineRule="auto"/>
         <w:jc w:val="both"/>
       </w:pPr>
       <w:proofErr w:type="spellStart"/>
@@ -14938,7 +15108,7 @@
     </w:p>
     <w:p>
       <w:pPr>
-        <w:spacing w:after="120"/>
+        <w:spacing w:after="0" w:line="360" w:lineRule="auto"/>
         <w:jc w:val="both"/>
       </w:pPr>
       <w:r>
@@ -15044,6 +15214,7 @@
     <w:p>
       <w:pPr>
         <w:pStyle w:val="Heading3"/>
+        <w:spacing w:line="360" w:lineRule="auto"/>
       </w:pPr>
       <w:r>
         <w:t>8</w:t>
@@ -15095,7 +15266,7 @@
     </w:p>
     <w:p>
       <w:pPr>
-        <w:spacing w:after="120"/>
+        <w:spacing w:after="0" w:line="360" w:lineRule="auto"/>
         <w:jc w:val="both"/>
       </w:pPr>
       <w:r>
@@ -15173,6 +15344,12 @@
       <w:r>
         <w:t xml:space="preserve"> sang </w:t>
       </w:r>
+      <w:r>
+        <w:rPr>
+          <w:lang w:val="vi-VN"/>
+        </w:rPr>
+        <w:t>“</w:t>
+      </w:r>
       <w:proofErr w:type="spellStart"/>
       <w:r>
         <w:t>Đã</w:t>
@@ -15194,6 +15371,12 @@
         <w:t>quyết</w:t>
       </w:r>
       <w:proofErr w:type="spellEnd"/>
+      <w:r>
+        <w:rPr>
+          <w:lang w:val="vi-VN"/>
+        </w:rPr>
+        <w:t>”</w:t>
+      </w:r>
       <w:r>
         <w:t>.</w:t>
       </w:r>
@@ -15201,6 +15384,7 @@
     <w:p>
       <w:pPr>
         <w:pStyle w:val="Heading3"/>
+        <w:spacing w:line="360" w:lineRule="auto"/>
       </w:pPr>
       <w:r>
         <w:t>8</w:t>
@@ -15223,7 +15407,7 @@
     </w:p>
     <w:p>
       <w:pPr>
-        <w:spacing w:after="120"/>
+        <w:spacing w:after="0" w:line="360" w:lineRule="auto"/>
         <w:jc w:val="both"/>
       </w:pPr>
       <w:proofErr w:type="spellStart"/>
@@ -15242,7 +15426,7 @@
     </w:p>
     <w:p>
       <w:pPr>
-        <w:spacing w:after="120"/>
+        <w:spacing w:after="0" w:line="360" w:lineRule="auto"/>
         <w:jc w:val="both"/>
       </w:pPr>
       <w:r>
@@ -15356,9 +15540,9 @@
     <w:p>
       <w:pPr>
         <w:pStyle w:val="Heading3"/>
-      </w:pPr>
-      <w:r>
-        <w:lastRenderedPageBreak/>
+        <w:spacing w:line="360" w:lineRule="auto"/>
+      </w:pPr>
+      <w:r>
         <w:t>8</w:t>
       </w:r>
       <w:r>
@@ -15392,7 +15576,7 @@
     </w:p>
     <w:p>
       <w:pPr>
-        <w:spacing w:after="120"/>
+        <w:spacing w:after="0" w:line="360" w:lineRule="auto"/>
         <w:jc w:val="both"/>
       </w:pPr>
       <w:r>
@@ -15406,6 +15590,12 @@
       <w:r>
         <w:t xml:space="preserve"> sang </w:t>
       </w:r>
+      <w:r>
+        <w:rPr>
+          <w:lang w:val="vi-VN"/>
+        </w:rPr>
+        <w:t>“</w:t>
+      </w:r>
       <w:proofErr w:type="spellStart"/>
       <w:r>
         <w:t>Chờ</w:t>
@@ -15428,7 +15618,19 @@
       </w:r>
       <w:proofErr w:type="spellEnd"/>
       <w:r>
-        <w:t xml:space="preserve"> tin, resolution SLA </w:t>
+        <w:t xml:space="preserve"> </w:t>
+      </w:r>
+      <w:r>
+        <w:t>tin</w:t>
+      </w:r>
+      <w:r>
+        <w:rPr>
+          <w:lang w:val="vi-VN"/>
+        </w:rPr>
+        <w:t>”</w:t>
+      </w:r>
+      <w:r>
+        <w:t xml:space="preserve">, resolution SLA </w:t>
       </w:r>
       <w:proofErr w:type="spellStart"/>
       <w:r>
@@ -15537,7 +15739,7 @@
     </w:p>
     <w:p>
       <w:pPr>
-        <w:spacing w:after="120"/>
+        <w:spacing w:after="0" w:line="360" w:lineRule="auto"/>
         <w:jc w:val="both"/>
       </w:pPr>
       <w:proofErr w:type="spellStart"/>
@@ -15588,6 +15790,7 @@
           <w:ilvl w:val="0"/>
           <w:numId w:val="34"/>
         </w:numPr>
+        <w:spacing w:after="0" w:line="360" w:lineRule="auto"/>
       </w:pPr>
       <w:proofErr w:type="spellStart"/>
       <w:r>
@@ -15602,6 +15805,7 @@
           <w:ilvl w:val="0"/>
           <w:numId w:val="34"/>
         </w:numPr>
+        <w:spacing w:after="0" w:line="360" w:lineRule="auto"/>
       </w:pPr>
       <w:proofErr w:type="spellStart"/>
       <w:r>
@@ -15616,6 +15820,7 @@
           <w:ilvl w:val="0"/>
           <w:numId w:val="34"/>
         </w:numPr>
+        <w:spacing w:after="0" w:line="360" w:lineRule="auto"/>
       </w:pPr>
       <w:proofErr w:type="spellStart"/>
       <w:r>
@@ -15625,7 +15830,7 @@
     </w:p>
     <w:p>
       <w:pPr>
-        <w:spacing w:after="120"/>
+        <w:spacing w:after="0" w:line="360" w:lineRule="auto"/>
         <w:jc w:val="both"/>
       </w:pPr>
       <w:r>
@@ -15755,6 +15960,7 @@
     <w:p>
       <w:pPr>
         <w:pStyle w:val="Heading3"/>
+        <w:spacing w:line="360" w:lineRule="auto"/>
       </w:pPr>
       <w:r>
         <w:t>8</w:t>
@@ -15790,7 +15996,7 @@
     </w:p>
     <w:p>
       <w:pPr>
-        <w:spacing w:after="120"/>
+        <w:spacing w:after="0" w:line="360" w:lineRule="auto"/>
         <w:jc w:val="both"/>
       </w:pPr>
       <w:r>
@@ -15960,8 +16166,10 @@
     <w:p>
       <w:pPr>
         <w:pStyle w:val="Heading3"/>
-      </w:pPr>
-      <w:r>
+        <w:spacing w:line="360" w:lineRule="auto"/>
+      </w:pPr>
+      <w:r>
+        <w:lastRenderedPageBreak/>
         <w:t>8</w:t>
       </w:r>
       <w:r>
@@ -16011,7 +16219,7 @@
     </w:p>
     <w:p>
       <w:pPr>
-        <w:spacing w:after="120"/>
+        <w:spacing w:after="0" w:line="360" w:lineRule="auto"/>
         <w:jc w:val="both"/>
       </w:pPr>
       <w:r>
@@ -16277,6 +16485,7 @@
     <w:p>
       <w:pPr>
         <w:pStyle w:val="Heading3"/>
+        <w:spacing w:line="360" w:lineRule="auto"/>
       </w:pPr>
       <w:r>
         <w:t>8</w:t>
@@ -16312,7 +16521,7 @@
     </w:p>
     <w:p>
       <w:pPr>
-        <w:spacing w:after="120"/>
+        <w:spacing w:after="0" w:line="360" w:lineRule="auto"/>
         <w:jc w:val="both"/>
       </w:pPr>
       <w:r>
@@ -16537,7 +16746,7 @@
     </w:p>
     <w:p>
       <w:pPr>
-        <w:spacing w:after="120"/>
+        <w:spacing w:after="0" w:line="360" w:lineRule="auto"/>
         <w:jc w:val="both"/>
       </w:pPr>
       <w:r>
@@ -16603,6 +16812,7 @@
     <w:p>
       <w:pPr>
         <w:pStyle w:val="Heading3"/>
+        <w:spacing w:line="360" w:lineRule="auto"/>
       </w:pPr>
       <w:r>
         <w:t>8</w:t>
@@ -16670,7 +16880,7 @@
     </w:p>
     <w:p>
       <w:pPr>
-        <w:spacing w:after="120"/>
+        <w:spacing w:after="0" w:line="360" w:lineRule="auto"/>
         <w:jc w:val="both"/>
         <w:rPr>
           <w:lang w:val="vi-VN"/>
@@ -16920,6 +17130,7 @@
     <w:p>
       <w:pPr>
         <w:pStyle w:val="Heading2"/>
+        <w:spacing w:before="0" w:after="0" w:line="360" w:lineRule="auto"/>
       </w:pPr>
       <w:r>
         <w:t xml:space="preserve">8.9. Quy </w:t>
@@ -16960,6 +17171,7 @@
     <w:p>
       <w:pPr>
         <w:pStyle w:val="Heading3"/>
+        <w:spacing w:line="360" w:lineRule="auto"/>
       </w:pPr>
       <w:r>
         <w:t>8</w:t>
@@ -17016,7 +17228,7 @@
     </w:p>
     <w:p>
       <w:pPr>
-        <w:spacing w:after="120"/>
+        <w:spacing w:after="0" w:line="360" w:lineRule="auto"/>
         <w:jc w:val="both"/>
       </w:pPr>
       <w:r>
@@ -17193,7 +17405,7 @@
     </w:p>
     <w:p>
       <w:pPr>
-        <w:spacing w:after="120"/>
+        <w:spacing w:after="0" w:line="360" w:lineRule="auto"/>
         <w:jc w:val="both"/>
       </w:pPr>
       <w:proofErr w:type="spellStart"/>
@@ -17236,7 +17448,7 @@
           <w:ilvl w:val="0"/>
           <w:numId w:val="29"/>
         </w:numPr>
-        <w:spacing w:after="120"/>
+        <w:spacing w:after="0" w:line="360" w:lineRule="auto"/>
         <w:ind w:left="709"/>
         <w:jc w:val="both"/>
       </w:pPr>
@@ -17251,7 +17463,7 @@
           <w:ilvl w:val="0"/>
           <w:numId w:val="29"/>
         </w:numPr>
-        <w:spacing w:after="120"/>
+        <w:spacing w:after="0" w:line="360" w:lineRule="auto"/>
         <w:ind w:left="709"/>
         <w:jc w:val="both"/>
       </w:pPr>
@@ -17262,6 +17474,7 @@
     <w:p>
       <w:pPr>
         <w:pStyle w:val="Heading3"/>
+        <w:spacing w:line="360" w:lineRule="auto"/>
       </w:pPr>
       <w:r>
         <w:t>8</w:t>
@@ -17310,7 +17523,7 @@
     </w:p>
     <w:p>
       <w:pPr>
-        <w:spacing w:after="120"/>
+        <w:spacing w:after="0" w:line="360" w:lineRule="auto"/>
         <w:jc w:val="both"/>
       </w:pPr>
       <w:r>
@@ -17504,6 +17717,7 @@
     <w:p>
       <w:pPr>
         <w:pStyle w:val="Heading3"/>
+        <w:spacing w:line="360" w:lineRule="auto"/>
       </w:pPr>
       <w:r>
         <w:t>8</w:t>
@@ -17539,7 +17753,7 @@
     </w:p>
     <w:p>
       <w:pPr>
-        <w:spacing w:after="120"/>
+        <w:spacing w:after="0" w:line="360" w:lineRule="auto"/>
         <w:jc w:val="both"/>
       </w:pPr>
       <w:proofErr w:type="spellStart"/>
@@ -17734,13 +17948,12 @@
           <w:ilvl w:val="0"/>
           <w:numId w:val="31"/>
         </w:numPr>
-        <w:spacing w:after="120"/>
+        <w:spacing w:after="0" w:line="360" w:lineRule="auto"/>
         <w:ind w:left="709"/>
         <w:jc w:val="both"/>
       </w:pPr>
       <w:proofErr w:type="spellStart"/>
       <w:r>
-        <w:lastRenderedPageBreak/>
         <w:t>Phân</w:t>
       </w:r>
       <w:proofErr w:type="spellEnd"/>
@@ -17771,7 +17984,7 @@
           <w:ilvl w:val="0"/>
           <w:numId w:val="31"/>
         </w:numPr>
-        <w:spacing w:after="120"/>
+        <w:spacing w:after="0" w:line="360" w:lineRule="auto"/>
         <w:ind w:left="709"/>
         <w:jc w:val="both"/>
       </w:pPr>
@@ -17815,7 +18028,7 @@
           <w:ilvl w:val="0"/>
           <w:numId w:val="31"/>
         </w:numPr>
-        <w:spacing w:after="120"/>
+        <w:spacing w:after="0" w:line="360" w:lineRule="auto"/>
         <w:ind w:left="709"/>
         <w:jc w:val="both"/>
       </w:pPr>
@@ -17883,7 +18096,7 @@
           <w:ilvl w:val="0"/>
           <w:numId w:val="31"/>
         </w:numPr>
-        <w:spacing w:after="120"/>
+        <w:spacing w:after="0" w:line="360" w:lineRule="auto"/>
         <w:ind w:left="709"/>
         <w:jc w:val="both"/>
       </w:pPr>
@@ -17922,7 +18135,7 @@
     </w:p>
     <w:p>
       <w:pPr>
-        <w:spacing w:after="120"/>
+        <w:spacing w:after="0" w:line="360" w:lineRule="auto"/>
         <w:jc w:val="both"/>
       </w:pPr>
       <w:proofErr w:type="spellStart"/>
@@ -17939,7 +18152,13 @@
       </w:r>
       <w:proofErr w:type="spellEnd"/>
       <w:r>
-        <w:t xml:space="preserve">, ticket </w:t>
+        <w:rPr>
+          <w:lang w:val="vi-VN"/>
+        </w:rPr>
+        <w:t>:</w:t>
+      </w:r>
+      <w:r>
+        <w:t xml:space="preserve"> ticket </w:t>
       </w:r>
       <w:proofErr w:type="spellStart"/>
       <w:r>
@@ -18025,8 +18244,10 @@
     <w:p>
       <w:pPr>
         <w:pStyle w:val="Heading3"/>
-      </w:pPr>
-      <w:r>
+        <w:spacing w:line="360" w:lineRule="auto"/>
+      </w:pPr>
+      <w:r>
+        <w:lastRenderedPageBreak/>
         <w:t>8</w:t>
       </w:r>
       <w:r>
@@ -18047,7 +18268,7 @@
     </w:p>
     <w:p>
       <w:pPr>
-        <w:spacing w:after="120"/>
+        <w:spacing w:after="0" w:line="360" w:lineRule="auto"/>
         <w:jc w:val="both"/>
       </w:pPr>
       <w:r>
@@ -18177,6 +18398,7 @@
     <w:p>
       <w:pPr>
         <w:pStyle w:val="Heading3"/>
+        <w:spacing w:line="360" w:lineRule="auto"/>
       </w:pPr>
       <w:r>
         <w:t>8</w:t>
@@ -18241,7 +18463,7 @@
     </w:p>
     <w:p>
       <w:pPr>
-        <w:spacing w:after="120"/>
+        <w:spacing w:after="0" w:line="360" w:lineRule="auto"/>
         <w:jc w:val="both"/>
         <w:rPr>
           <w:lang w:val="vi-VN"/>
@@ -18459,6 +18681,7 @@
     <w:p>
       <w:pPr>
         <w:pStyle w:val="Heading2"/>
+        <w:spacing w:before="0" w:after="0" w:line="360" w:lineRule="auto"/>
       </w:pPr>
       <w:r>
         <w:t xml:space="preserve">8.10. Quy </w:t>
@@ -18475,6 +18698,7 @@
     <w:p>
       <w:pPr>
         <w:pStyle w:val="Heading3"/>
+        <w:spacing w:line="360" w:lineRule="auto"/>
       </w:pPr>
       <w:r>
         <w:t>8</w:t>
@@ -18529,7 +18753,7 @@
     </w:p>
     <w:p>
       <w:pPr>
-        <w:spacing w:after="120"/>
+        <w:spacing w:after="0" w:line="360" w:lineRule="auto"/>
         <w:jc w:val="both"/>
       </w:pPr>
       <w:proofErr w:type="spellStart"/>
@@ -18588,7 +18812,7 @@
           <w:ilvl w:val="0"/>
           <w:numId w:val="32"/>
         </w:numPr>
-        <w:spacing w:after="120"/>
+        <w:spacing w:after="0" w:line="360" w:lineRule="auto"/>
         <w:ind w:left="709"/>
         <w:jc w:val="both"/>
       </w:pPr>
@@ -18608,7 +18832,7 @@
           <w:ilvl w:val="0"/>
           <w:numId w:val="32"/>
         </w:numPr>
-        <w:spacing w:after="120"/>
+        <w:spacing w:after="0" w:line="360" w:lineRule="auto"/>
         <w:ind w:left="709"/>
         <w:jc w:val="both"/>
       </w:pPr>
@@ -18647,7 +18871,7 @@
           <w:ilvl w:val="0"/>
           <w:numId w:val="32"/>
         </w:numPr>
-        <w:spacing w:after="120"/>
+        <w:spacing w:after="0" w:line="360" w:lineRule="auto"/>
         <w:ind w:left="709"/>
         <w:jc w:val="both"/>
       </w:pPr>
@@ -18702,7 +18926,7 @@
           <w:ilvl w:val="0"/>
           <w:numId w:val="32"/>
         </w:numPr>
-        <w:spacing w:after="120"/>
+        <w:spacing w:after="0" w:line="360" w:lineRule="auto"/>
         <w:ind w:left="709"/>
         <w:jc w:val="both"/>
       </w:pPr>
@@ -18762,7 +18986,7 @@
           <w:ilvl w:val="0"/>
           <w:numId w:val="32"/>
         </w:numPr>
-        <w:spacing w:after="120"/>
+        <w:spacing w:after="0" w:line="360" w:lineRule="auto"/>
         <w:ind w:left="709"/>
         <w:jc w:val="both"/>
       </w:pPr>
@@ -18801,7 +19025,7 @@
           <w:ilvl w:val="0"/>
           <w:numId w:val="32"/>
         </w:numPr>
-        <w:spacing w:after="120"/>
+        <w:spacing w:after="0" w:line="360" w:lineRule="auto"/>
         <w:ind w:left="709"/>
         <w:jc w:val="both"/>
       </w:pPr>
@@ -18840,7 +19064,7 @@
           <w:ilvl w:val="0"/>
           <w:numId w:val="32"/>
         </w:numPr>
-        <w:spacing w:after="120"/>
+        <w:spacing w:after="0" w:line="360" w:lineRule="auto"/>
         <w:ind w:left="709"/>
         <w:jc w:val="both"/>
       </w:pPr>
@@ -18884,7 +19108,7 @@
           <w:ilvl w:val="0"/>
           <w:numId w:val="32"/>
         </w:numPr>
-        <w:spacing w:after="120"/>
+        <w:spacing w:after="0" w:line="360" w:lineRule="auto"/>
         <w:ind w:left="709"/>
         <w:jc w:val="both"/>
       </w:pPr>
@@ -18928,7 +19152,7 @@
           <w:ilvl w:val="0"/>
           <w:numId w:val="32"/>
         </w:numPr>
-        <w:spacing w:after="120"/>
+        <w:spacing w:after="0" w:line="360" w:lineRule="auto"/>
         <w:ind w:left="709"/>
         <w:jc w:val="both"/>
       </w:pPr>
@@ -18948,7 +19172,7 @@
           <w:ilvl w:val="0"/>
           <w:numId w:val="32"/>
         </w:numPr>
-        <w:spacing w:after="120"/>
+        <w:spacing w:after="0" w:line="360" w:lineRule="auto"/>
         <w:ind w:left="709"/>
         <w:jc w:val="both"/>
       </w:pPr>
@@ -18976,7 +19200,7 @@
           <w:ilvl w:val="0"/>
           <w:numId w:val="32"/>
         </w:numPr>
-        <w:spacing w:after="120"/>
+        <w:spacing w:after="0" w:line="360" w:lineRule="auto"/>
         <w:ind w:left="709"/>
         <w:jc w:val="both"/>
       </w:pPr>
@@ -19043,6 +19267,7 @@
     <w:p>
       <w:pPr>
         <w:pStyle w:val="Heading3"/>
+        <w:spacing w:line="360" w:lineRule="auto"/>
       </w:pPr>
       <w:r>
         <w:t>8</w:t>
@@ -19068,7 +19293,7 @@
     </w:p>
     <w:p>
       <w:pPr>
-        <w:spacing w:after="120"/>
+        <w:spacing w:after="0" w:line="360" w:lineRule="auto"/>
         <w:jc w:val="both"/>
       </w:pPr>
       <w:proofErr w:type="spellStart"/>
@@ -19119,7 +19344,7 @@
           <w:ilvl w:val="0"/>
           <w:numId w:val="33"/>
         </w:numPr>
-        <w:spacing w:after="120"/>
+        <w:spacing w:after="0" w:line="360" w:lineRule="auto"/>
         <w:jc w:val="both"/>
       </w:pPr>
       <w:proofErr w:type="spellStart"/>
@@ -19151,7 +19376,7 @@
           <w:ilvl w:val="0"/>
           <w:numId w:val="33"/>
         </w:numPr>
-        <w:spacing w:after="120"/>
+        <w:spacing w:after="0" w:line="360" w:lineRule="auto"/>
         <w:jc w:val="both"/>
       </w:pPr>
       <w:proofErr w:type="spellStart"/>
@@ -19175,7 +19400,7 @@
           <w:ilvl w:val="0"/>
           <w:numId w:val="33"/>
         </w:numPr>
-        <w:spacing w:after="120"/>
+        <w:spacing w:after="0" w:line="360" w:lineRule="auto"/>
         <w:jc w:val="both"/>
       </w:pPr>
       <w:proofErr w:type="spellStart"/>
@@ -19207,7 +19432,7 @@
           <w:ilvl w:val="0"/>
           <w:numId w:val="33"/>
         </w:numPr>
-        <w:spacing w:after="120"/>
+        <w:spacing w:after="0" w:line="360" w:lineRule="auto"/>
         <w:jc w:val="both"/>
       </w:pPr>
       <w:proofErr w:type="spellStart"/>
@@ -19255,7 +19480,7 @@
           <w:ilvl w:val="0"/>
           <w:numId w:val="33"/>
         </w:numPr>
-        <w:spacing w:after="120"/>
+        <w:spacing w:after="0" w:line="360" w:lineRule="auto"/>
         <w:jc w:val="both"/>
       </w:pPr>
       <w:proofErr w:type="spellStart"/>
@@ -19287,7 +19512,7 @@
           <w:ilvl w:val="0"/>
           <w:numId w:val="33"/>
         </w:numPr>
-        <w:spacing w:after="120"/>
+        <w:spacing w:after="0" w:line="360" w:lineRule="auto"/>
         <w:jc w:val="both"/>
       </w:pPr>
       <w:proofErr w:type="spellStart"/>
@@ -19319,7 +19544,7 @@
           <w:ilvl w:val="0"/>
           <w:numId w:val="33"/>
         </w:numPr>
-        <w:spacing w:after="120"/>
+        <w:spacing w:after="0" w:line="360" w:lineRule="auto"/>
         <w:jc w:val="both"/>
       </w:pPr>
       <w:r>
@@ -19342,6 +19567,7 @@
     <w:p>
       <w:pPr>
         <w:pStyle w:val="Heading3"/>
+        <w:spacing w:line="360" w:lineRule="auto"/>
       </w:pPr>
       <w:r>
         <w:lastRenderedPageBreak/>
@@ -19386,7 +19612,7 @@
     </w:p>
     <w:p>
       <w:pPr>
-        <w:spacing w:after="120"/>
+        <w:spacing w:after="0" w:line="360" w:lineRule="auto"/>
         <w:jc w:val="both"/>
       </w:pPr>
       <w:proofErr w:type="spellStart"/>
@@ -19529,6 +19755,7 @@
     <w:p>
       <w:pPr>
         <w:pStyle w:val="Heading3"/>
+        <w:spacing w:line="360" w:lineRule="auto"/>
       </w:pPr>
       <w:r>
         <w:t>8</w:t>
@@ -19577,7 +19804,7 @@
     </w:p>
     <w:p>
       <w:pPr>
-        <w:spacing w:after="120"/>
+        <w:spacing w:after="0" w:line="360" w:lineRule="auto"/>
         <w:jc w:val="both"/>
         <w:rPr>
           <w:lang w:val="vi-VN"/>
@@ -19806,13 +20033,14 @@
     <w:p>
       <w:pPr>
         <w:pStyle w:val="Heading2"/>
-      </w:pPr>
-      <w:r>
-        <w:t>8.11. B</w:t>
-      </w:r>
-      <w:proofErr w:type="spellStart"/>
-      <w:r>
-        <w:t>ảng</w:t>
+        <w:spacing w:before="0" w:after="0" w:line="360" w:lineRule="auto"/>
+      </w:pPr>
+      <w:r>
+        <w:t xml:space="preserve">8.11. </w:t>
+      </w:r>
+      <w:proofErr w:type="spellStart"/>
+      <w:r>
+        <w:t>Bảng</w:t>
       </w:r>
       <w:proofErr w:type="spellEnd"/>
       <w:r>
@@ -19851,7 +20079,7 @@
           </w:tcPr>
           <w:p>
             <w:pPr>
-              <w:spacing w:after="120" w:line="278" w:lineRule="auto"/>
+              <w:spacing w:line="360" w:lineRule="auto"/>
               <w:jc w:val="center"/>
               <w:rPr>
                 <w:b/>
@@ -19892,7 +20120,7 @@
           </w:tcPr>
           <w:p>
             <w:pPr>
-              <w:spacing w:after="120" w:line="278" w:lineRule="auto"/>
+              <w:spacing w:line="360" w:lineRule="auto"/>
               <w:jc w:val="center"/>
               <w:rPr>
                 <w:b/>
@@ -19949,7 +20177,7 @@
           </w:tcPr>
           <w:p>
             <w:pPr>
-              <w:spacing w:after="120" w:line="278" w:lineRule="auto"/>
+              <w:spacing w:line="360" w:lineRule="auto"/>
               <w:jc w:val="center"/>
               <w:rPr>
                 <w:b/>
@@ -19992,7 +20220,7 @@
           </w:tcPr>
           <w:p>
             <w:pPr>
-              <w:spacing w:after="120" w:line="278" w:lineRule="auto"/>
+              <w:spacing w:line="360" w:lineRule="auto"/>
               <w:jc w:val="both"/>
             </w:pPr>
             <w:r>
@@ -20007,7 +20235,7 @@
           </w:tcPr>
           <w:p>
             <w:pPr>
-              <w:spacing w:after="120" w:line="278" w:lineRule="auto"/>
+              <w:spacing w:line="360" w:lineRule="auto"/>
               <w:jc w:val="both"/>
             </w:pPr>
             <w:proofErr w:type="spellStart"/>
@@ -20032,7 +20260,7 @@
           </w:tcPr>
           <w:p>
             <w:pPr>
-              <w:spacing w:after="120" w:line="278" w:lineRule="auto"/>
+              <w:spacing w:line="360" w:lineRule="auto"/>
               <w:jc w:val="both"/>
             </w:pPr>
             <w:r>
@@ -20126,7 +20354,7 @@
           </w:tcPr>
           <w:p>
             <w:pPr>
-              <w:spacing w:after="120" w:line="278" w:lineRule="auto"/>
+              <w:spacing w:line="360" w:lineRule="auto"/>
               <w:jc w:val="both"/>
             </w:pPr>
             <w:r>
@@ -20141,7 +20369,7 @@
           </w:tcPr>
           <w:p>
             <w:pPr>
-              <w:spacing w:after="120" w:line="278" w:lineRule="auto"/>
+              <w:spacing w:line="360" w:lineRule="auto"/>
               <w:jc w:val="both"/>
             </w:pPr>
             <w:proofErr w:type="spellStart"/>
@@ -20166,7 +20394,7 @@
           </w:tcPr>
           <w:p>
             <w:pPr>
-              <w:spacing w:after="120" w:line="278" w:lineRule="auto"/>
+              <w:spacing w:line="360" w:lineRule="auto"/>
               <w:jc w:val="both"/>
             </w:pPr>
             <w:r>
@@ -20237,7 +20465,7 @@
           </w:tcPr>
           <w:p>
             <w:pPr>
-              <w:spacing w:after="120" w:line="278" w:lineRule="auto"/>
+              <w:spacing w:line="360" w:lineRule="auto"/>
               <w:jc w:val="both"/>
             </w:pPr>
             <w:r>
@@ -20252,7 +20480,7 @@
           </w:tcPr>
           <w:p>
             <w:pPr>
-              <w:spacing w:after="120" w:line="278" w:lineRule="auto"/>
+              <w:spacing w:line="360" w:lineRule="auto"/>
               <w:jc w:val="both"/>
             </w:pPr>
             <w:proofErr w:type="spellStart"/>
@@ -20277,7 +20505,7 @@
           </w:tcPr>
           <w:p>
             <w:pPr>
-              <w:spacing w:after="120" w:line="278" w:lineRule="auto"/>
+              <w:spacing w:line="360" w:lineRule="auto"/>
               <w:jc w:val="both"/>
             </w:pPr>
             <w:r>
@@ -20331,7 +20559,7 @@
           </w:tcPr>
           <w:p>
             <w:pPr>
-              <w:spacing w:after="120" w:line="278" w:lineRule="auto"/>
+              <w:spacing w:line="360" w:lineRule="auto"/>
               <w:jc w:val="both"/>
             </w:pPr>
             <w:r>
@@ -20346,7 +20574,7 @@
           </w:tcPr>
           <w:p>
             <w:pPr>
-              <w:spacing w:after="120" w:line="278" w:lineRule="auto"/>
+              <w:spacing w:line="360" w:lineRule="auto"/>
               <w:jc w:val="both"/>
             </w:pPr>
             <w:proofErr w:type="spellStart"/>
@@ -20366,7 +20594,7 @@
           </w:tcPr>
           <w:p>
             <w:pPr>
-              <w:spacing w:after="120" w:line="278" w:lineRule="auto"/>
+              <w:spacing w:line="360" w:lineRule="auto"/>
               <w:jc w:val="both"/>
             </w:pPr>
             <w:proofErr w:type="spellStart"/>
@@ -20449,7 +20677,7 @@
           </w:tcPr>
           <w:p>
             <w:pPr>
-              <w:spacing w:after="120" w:line="278" w:lineRule="auto"/>
+              <w:spacing w:line="360" w:lineRule="auto"/>
               <w:jc w:val="both"/>
             </w:pPr>
             <w:r>
@@ -20464,7 +20692,7 @@
           </w:tcPr>
           <w:p>
             <w:pPr>
-              <w:spacing w:after="120" w:line="278" w:lineRule="auto"/>
+              <w:spacing w:line="360" w:lineRule="auto"/>
               <w:jc w:val="both"/>
             </w:pPr>
             <w:proofErr w:type="spellStart"/>
@@ -20489,7 +20717,7 @@
           </w:tcPr>
           <w:p>
             <w:pPr>
-              <w:spacing w:after="120" w:line="278" w:lineRule="auto"/>
+              <w:spacing w:line="360" w:lineRule="auto"/>
               <w:jc w:val="both"/>
             </w:pPr>
             <w:proofErr w:type="spellStart"/>
@@ -20564,7 +20792,7 @@
           </w:tcPr>
           <w:p>
             <w:pPr>
-              <w:spacing w:after="120" w:line="278" w:lineRule="auto"/>
+              <w:spacing w:line="360" w:lineRule="auto"/>
               <w:jc w:val="both"/>
             </w:pPr>
             <w:r>
@@ -20579,7 +20807,7 @@
           </w:tcPr>
           <w:p>
             <w:pPr>
-              <w:spacing w:after="120" w:line="278" w:lineRule="auto"/>
+              <w:spacing w:line="360" w:lineRule="auto"/>
               <w:jc w:val="both"/>
             </w:pPr>
             <w:proofErr w:type="spellStart"/>
@@ -20604,7 +20832,7 @@
           </w:tcPr>
           <w:p>
             <w:pPr>
-              <w:spacing w:after="120" w:line="278" w:lineRule="auto"/>
+              <w:spacing w:line="360" w:lineRule="auto"/>
               <w:jc w:val="both"/>
             </w:pPr>
             <w:proofErr w:type="spellStart"/>
@@ -20658,7 +20886,7 @@
           </w:tcPr>
           <w:p>
             <w:pPr>
-              <w:spacing w:after="120" w:line="278" w:lineRule="auto"/>
+              <w:spacing w:line="360" w:lineRule="auto"/>
               <w:jc w:val="both"/>
             </w:pPr>
             <w:r>
@@ -20673,7 +20901,7 @@
           </w:tcPr>
           <w:p>
             <w:pPr>
-              <w:spacing w:after="120" w:line="278" w:lineRule="auto"/>
+              <w:spacing w:line="360" w:lineRule="auto"/>
               <w:jc w:val="both"/>
             </w:pPr>
             <w:r>
@@ -20688,7 +20916,7 @@
           </w:tcPr>
           <w:p>
             <w:pPr>
-              <w:spacing w:after="120" w:line="278" w:lineRule="auto"/>
+              <w:spacing w:line="360" w:lineRule="auto"/>
               <w:jc w:val="both"/>
             </w:pPr>
             <w:r>
@@ -20726,7 +20954,7 @@
           </w:tcPr>
           <w:p>
             <w:pPr>
-              <w:spacing w:after="120" w:line="278" w:lineRule="auto"/>
+              <w:spacing w:line="360" w:lineRule="auto"/>
               <w:jc w:val="both"/>
             </w:pPr>
             <w:r>
@@ -20741,7 +20969,7 @@
           </w:tcPr>
           <w:p>
             <w:pPr>
-              <w:spacing w:after="120" w:line="278" w:lineRule="auto"/>
+              <w:spacing w:line="360" w:lineRule="auto"/>
               <w:jc w:val="both"/>
             </w:pPr>
             <w:r>
@@ -20756,7 +20984,7 @@
           </w:tcPr>
           <w:p>
             <w:pPr>
-              <w:spacing w:after="120" w:line="278" w:lineRule="auto"/>
+              <w:spacing w:line="360" w:lineRule="auto"/>
               <w:jc w:val="both"/>
             </w:pPr>
             <w:proofErr w:type="spellStart"/>
@@ -20823,7 +21051,7 @@
           </w:tcPr>
           <w:p>
             <w:pPr>
-              <w:spacing w:after="120" w:line="278" w:lineRule="auto"/>
+              <w:spacing w:line="360" w:lineRule="auto"/>
               <w:jc w:val="both"/>
             </w:pPr>
             <w:r>
@@ -20838,7 +21066,7 @@
           </w:tcPr>
           <w:p>
             <w:pPr>
-              <w:spacing w:after="120" w:line="278" w:lineRule="auto"/>
+              <w:spacing w:line="360" w:lineRule="auto"/>
               <w:jc w:val="both"/>
             </w:pPr>
             <w:r>
@@ -20853,7 +21081,7 @@
           </w:tcPr>
           <w:p>
             <w:pPr>
-              <w:spacing w:after="120" w:line="278" w:lineRule="auto"/>
+              <w:spacing w:line="360" w:lineRule="auto"/>
               <w:jc w:val="both"/>
             </w:pPr>
             <w:proofErr w:type="spellStart"/>
@@ -20932,6 +21160,7 @@
     <w:p>
       <w:pPr>
         <w:pStyle w:val="Heading2"/>
+        <w:spacing w:after="0" w:line="360" w:lineRule="auto"/>
       </w:pPr>
       <w:r>
         <w:t xml:space="preserve">8.12. Liên </w:t>
@@ -21016,7 +21245,7 @@
           </w:tcPr>
           <w:p>
             <w:pPr>
-              <w:spacing w:after="120" w:line="278" w:lineRule="auto"/>
+              <w:spacing w:line="360" w:lineRule="auto"/>
               <w:jc w:val="center"/>
               <w:rPr>
                 <w:b/>
@@ -21089,7 +21318,7 @@
           </w:tcPr>
           <w:p>
             <w:pPr>
-              <w:spacing w:after="120" w:line="278" w:lineRule="auto"/>
+              <w:spacing w:line="360" w:lineRule="auto"/>
               <w:jc w:val="center"/>
               <w:rPr>
                 <w:b/>
@@ -21180,7 +21409,7 @@
           </w:tcPr>
           <w:p>
             <w:pPr>
-              <w:spacing w:after="120" w:line="278" w:lineRule="auto"/>
+              <w:spacing w:line="360" w:lineRule="auto"/>
               <w:jc w:val="both"/>
             </w:pPr>
             <w:proofErr w:type="spellStart"/>
@@ -21229,7 +21458,7 @@
           </w:tcPr>
           <w:p>
             <w:pPr>
-              <w:spacing w:after="120" w:line="278" w:lineRule="auto"/>
+              <w:spacing w:line="360" w:lineRule="auto"/>
               <w:jc w:val="both"/>
             </w:pPr>
             <w:r>
@@ -21246,7 +21475,7 @@
           </w:tcPr>
           <w:p>
             <w:pPr>
-              <w:spacing w:after="120" w:line="278" w:lineRule="auto"/>
+              <w:spacing w:line="360" w:lineRule="auto"/>
               <w:jc w:val="both"/>
             </w:pPr>
             <w:proofErr w:type="spellStart"/>
@@ -21295,7 +21524,7 @@
           </w:tcPr>
           <w:p>
             <w:pPr>
-              <w:spacing w:after="120" w:line="278" w:lineRule="auto"/>
+              <w:spacing w:line="360" w:lineRule="auto"/>
               <w:jc w:val="both"/>
             </w:pPr>
             <w:r>
@@ -21312,7 +21541,7 @@
           </w:tcPr>
           <w:p>
             <w:pPr>
-              <w:spacing w:after="120" w:line="278" w:lineRule="auto"/>
+              <w:spacing w:line="360" w:lineRule="auto"/>
               <w:jc w:val="both"/>
             </w:pPr>
             <w:proofErr w:type="spellStart"/>
@@ -21353,7 +21582,7 @@
           </w:tcPr>
           <w:p>
             <w:pPr>
-              <w:spacing w:after="120" w:line="278" w:lineRule="auto"/>
+              <w:spacing w:line="360" w:lineRule="auto"/>
               <w:jc w:val="both"/>
             </w:pPr>
             <w:r>
@@ -21370,7 +21599,7 @@
           </w:tcPr>
           <w:p>
             <w:pPr>
-              <w:spacing w:after="120" w:line="278" w:lineRule="auto"/>
+              <w:spacing w:line="360" w:lineRule="auto"/>
               <w:jc w:val="both"/>
             </w:pPr>
             <w:proofErr w:type="spellStart"/>
@@ -21414,7 +21643,7 @@
           </w:tcPr>
           <w:p>
             <w:pPr>
-              <w:spacing w:after="120" w:line="278" w:lineRule="auto"/>
+              <w:spacing w:line="360" w:lineRule="auto"/>
               <w:jc w:val="both"/>
             </w:pPr>
             <w:r>
@@ -21431,7 +21660,7 @@
           </w:tcPr>
           <w:p>
             <w:pPr>
-              <w:spacing w:after="120" w:line="278" w:lineRule="auto"/>
+              <w:spacing w:line="360" w:lineRule="auto"/>
               <w:jc w:val="both"/>
             </w:pPr>
             <w:r>
@@ -21454,7 +21683,7 @@
           </w:tcPr>
           <w:p>
             <w:pPr>
-              <w:spacing w:after="120" w:line="278" w:lineRule="auto"/>
+              <w:spacing w:line="360" w:lineRule="auto"/>
               <w:jc w:val="both"/>
             </w:pPr>
             <w:r>
@@ -21471,7 +21700,7 @@
           </w:tcPr>
           <w:p>
             <w:pPr>
-              <w:spacing w:after="120" w:line="278" w:lineRule="auto"/>
+              <w:spacing w:line="360" w:lineRule="auto"/>
               <w:jc w:val="both"/>
             </w:pPr>
             <w:r>
@@ -21494,7 +21723,7 @@
           </w:tcPr>
           <w:p>
             <w:pPr>
-              <w:spacing w:after="120" w:line="278" w:lineRule="auto"/>
+              <w:spacing w:line="360" w:lineRule="auto"/>
               <w:jc w:val="both"/>
             </w:pPr>
             <w:r>
@@ -21511,7 +21740,7 @@
           </w:tcPr>
           <w:p>
             <w:pPr>
-              <w:spacing w:after="120" w:line="278" w:lineRule="auto"/>
+              <w:spacing w:line="360" w:lineRule="auto"/>
               <w:jc w:val="both"/>
             </w:pPr>
             <w:proofErr w:type="spellStart"/>
@@ -21547,7 +21776,7 @@
           </w:tcPr>
           <w:p>
             <w:pPr>
-              <w:spacing w:after="120" w:line="278" w:lineRule="auto"/>
+              <w:spacing w:line="360" w:lineRule="auto"/>
               <w:jc w:val="both"/>
             </w:pPr>
             <w:r>
@@ -21564,7 +21793,7 @@
           </w:tcPr>
           <w:p>
             <w:pPr>
-              <w:spacing w:after="120" w:line="278" w:lineRule="auto"/>
+              <w:spacing w:line="360" w:lineRule="auto"/>
               <w:jc w:val="both"/>
             </w:pPr>
             <w:proofErr w:type="spellStart"/>
@@ -21603,7 +21832,7 @@
           </w:tcPr>
           <w:p>
             <w:pPr>
-              <w:spacing w:after="120" w:line="278" w:lineRule="auto"/>
+              <w:spacing w:line="360" w:lineRule="auto"/>
               <w:jc w:val="both"/>
             </w:pPr>
             <w:r>
@@ -21620,7 +21849,7 @@
           </w:tcPr>
           <w:p>
             <w:pPr>
-              <w:spacing w:after="120" w:line="278" w:lineRule="auto"/>
+              <w:spacing w:line="360" w:lineRule="auto"/>
               <w:jc w:val="both"/>
             </w:pPr>
             <w:proofErr w:type="spellStart"/>
@@ -21661,7 +21890,7 @@
           </w:tcPr>
           <w:p>
             <w:pPr>
-              <w:spacing w:after="120" w:line="278" w:lineRule="auto"/>
+              <w:spacing w:line="360" w:lineRule="auto"/>
               <w:jc w:val="both"/>
             </w:pPr>
             <w:r>
@@ -21674,6 +21903,7 @@
     <w:p>
       <w:pPr>
         <w:pStyle w:val="Heading2"/>
+        <w:spacing w:after="0" w:line="360" w:lineRule="auto"/>
       </w:pPr>
       <w:r>
         <w:lastRenderedPageBreak/>
@@ -21695,7 +21925,7 @@
     </w:p>
     <w:p>
       <w:pPr>
-        <w:spacing w:after="120"/>
+        <w:spacing w:after="0" w:line="360" w:lineRule="auto"/>
         <w:jc w:val="both"/>
       </w:pPr>
       <w:r>
@@ -22072,7 +22302,7 @@
     </w:p>
     <w:p>
       <w:pPr>
-        <w:spacing w:after="120"/>
+        <w:spacing w:after="0" w:line="360" w:lineRule="auto"/>
         <w:jc w:val="both"/>
         <w:rPr>
           <w:lang w:val="vi-VN"/>
@@ -27441,6 +27671,7 @@
   <w:style w:type="character" w:default="1" w:styleId="DefaultParagraphFont">
     <w:name w:val="Default Paragraph Font"/>
     <w:uiPriority w:val="1"/>
+    <w:semiHidden/>
     <w:unhideWhenUsed/>
   </w:style>
   <w:style w:type="table" w:default="1" w:styleId="TableNormal">
